--- a/docs/docx/leap_review_tools_user_guide.docx
+++ b/docs/docx/leap_review_tools_user_guide.docx
@@ -2107,12 +2107,226 @@
       </w:r>
     </w:p>
     <w:bookmarkEnd w:id="30"/>
-    <w:bookmarkStart w:id="31" w:name="quick-reference"/>
+    <w:bookmarkStart w:id="32" w:name="about-the-reference-data"/>
     <w:p>
       <w:pPr>
         <w:pStyle w:val="Heading1"/>
       </w:pPr>
       <w:r>
+        <w:t xml:space="preserve">About the reference data</w:t>
+      </w:r>
+    </w:p>
+    <w:p>
+      <w:pPr>
+        <w:pStyle w:val="FirstParagraph"/>
+      </w:pPr>
+      <w:r>
+        <w:t xml:space="preserve">Your LEAP model is compared against two reference datasets that come with the</w:t>
+      </w:r>
+      <w:r>
+        <w:t xml:space="preserve"> </w:t>
+      </w:r>
+      <w:r>
+        <w:t xml:space="preserve">tools: the ESTO historical data, and the 9th Outlook projections. You do not need</w:t>
+      </w:r>
+      <w:r>
+        <w:t xml:space="preserve"> </w:t>
+      </w:r>
+      <w:r>
+        <w:t xml:space="preserve">to supply either — they are already in the folder.</w:t>
+      </w:r>
+    </w:p>
+    <w:p>
+      <w:pPr>
+        <w:pStyle w:val="BodyText"/>
+      </w:pPr>
+      <w:r>
+        <w:t xml:space="preserve">The ESTO data is reissued once a year, and each new issue moves the base year</w:t>
+      </w:r>
+      <w:r>
+        <w:t xml:space="preserve"> </w:t>
+      </w:r>
+      <w:r>
+        <w:t xml:space="preserve">along. The version in your copy is the 2024 issue, with a base year of 2022. When</w:t>
+      </w:r>
+      <w:r>
+        <w:t xml:space="preserve"> </w:t>
+      </w:r>
+      <w:r>
+        <w:t xml:space="preserve">the 2026 issue arrives the base year becomes 2024, and so on.</w:t>
+      </w:r>
+    </w:p>
+    <w:p>
+      <w:pPr>
+        <w:pStyle w:val="BodyText"/>
+      </w:pPr>
+      <w:r>
+        <w:rPr>
+          <w:b/>
+          <w:bCs/>
+        </w:rPr>
+        <w:t xml:space="preserve">When a new issue comes out, you will be sent a new version of the tools.</w:t>
+      </w:r>
+      <w:r>
+        <w:t xml:space="preserve"> </w:t>
+      </w:r>
+      <w:r>
+        <w:t xml:space="preserve">Please do not try to update the reference data yourself. The comparison depends on</w:t>
+      </w:r>
+      <w:r>
+        <w:t xml:space="preserve"> </w:t>
+      </w:r>
+      <w:r>
+        <w:t xml:space="preserve">several files that are prepared together and have to match each other; replacing</w:t>
+      </w:r>
+      <w:r>
+        <w:t xml:space="preserve"> </w:t>
+      </w:r>
+      <w:r>
+        <w:t xml:space="preserve">one of them on its own leaves the rest out of step, and the tools would carry on</w:t>
+      </w:r>
+      <w:r>
+        <w:t xml:space="preserve"> </w:t>
+      </w:r>
+      <w:r>
+        <w:t xml:space="preserve">running and quietly give you answers based on a mixture of old and new. Your</w:t>
+      </w:r>
+      <w:r>
+        <w:t xml:space="preserve"> </w:t>
+      </w:r>
+      <w:r>
+        <w:t xml:space="preserve">modelling team rebuilds and reissues the whole set so that cannot happen.</w:t>
+      </w:r>
+    </w:p>
+    <w:bookmarkStart w:id="31" w:name="please-never-edit-the-reference-data"/>
+    <w:p>
+      <w:pPr>
+        <w:pStyle w:val="Heading2"/>
+      </w:pPr>
+      <w:r>
+        <w:t xml:space="preserve">Please never edit the reference data</w:t>
+      </w:r>
+    </w:p>
+    <w:p>
+      <w:pPr>
+        <w:pStyle w:val="FirstParagraph"/>
+      </w:pPr>
+      <w:r>
+        <w:t xml:space="preserve">It is a plain spreadsheet file, so it can be opened and changed — but please</w:t>
+      </w:r>
+      <w:r>
+        <w:t xml:space="preserve"> </w:t>
+      </w:r>
+      <w:r>
+        <w:t xml:space="preserve">don’t, even to correct something that looks wrong.</w:t>
+      </w:r>
+    </w:p>
+    <w:p>
+      <w:pPr>
+        <w:pStyle w:val="BodyText"/>
+      </w:pPr>
+      <w:r>
+        <w:t xml:space="preserve">The tools already add the rows a particular ESTO issue is missing. Newer</w:t>
+      </w:r>
+      <w:r>
+        <w:t xml:space="preserve"> </w:t>
+      </w:r>
+      <w:r>
+        <w:t xml:space="preserve">categories such as datacentres and hydrogen transformation are filled in</w:t>
+      </w:r>
+      <w:r>
+        <w:t xml:space="preserve"> </w:t>
+      </w:r>
+      <w:r>
+        <w:t xml:space="preserve">automatically from a reviewed list, with zero values, so the structure is</w:t>
+      </w:r>
+      <w:r>
+        <w:t xml:space="preserve"> </w:t>
+      </w:r>
+      <w:r>
+        <w:t xml:space="preserve">complete. A row you add by hand skips that review and will not match what the</w:t>
+      </w:r>
+      <w:r>
+        <w:t xml:space="preserve"> </w:t>
+      </w:r>
+      <w:r>
+        <w:t xml:space="preserve">comparison expects.</w:t>
+      </w:r>
+    </w:p>
+    <w:p>
+      <w:pPr>
+        <w:pStyle w:val="BodyText"/>
+      </w:pPr>
+      <w:r>
+        <w:t xml:space="preserve">The tools also adjust the data as they read it — own-use and loss rows are</w:t>
+      </w:r>
+      <w:r>
+        <w:t xml:space="preserve"> </w:t>
+      </w:r>
+      <w:r>
+        <w:t xml:space="preserve">sign-corrected, and subtotal rows are set aside so nothing is counted twice. So a</w:t>
+      </w:r>
+      <w:r>
+        <w:t xml:space="preserve"> </w:t>
+      </w:r>
+      <w:r>
+        <w:t xml:space="preserve">value in the file will not always look like the value in your results, and that</w:t>
+      </w:r>
+      <w:r>
+        <w:t xml:space="preserve"> </w:t>
+      </w:r>
+      <w:r>
+        <w:t xml:space="preserve">is correct rather than a sign of a problem.</w:t>
+      </w:r>
+    </w:p>
+    <w:p>
+      <w:pPr>
+        <w:pStyle w:val="BodyText"/>
+      </w:pPr>
+      <w:r>
+        <w:t xml:space="preserve">Every run records exactly which reference files it used. A file that has been</w:t>
+      </w:r>
+      <w:r>
+        <w:t xml:space="preserve"> </w:t>
+      </w:r>
+      <w:r>
+        <w:t xml:space="preserve">edited by hand is one nobody else has, which means a result built on it cannot be</w:t>
+      </w:r>
+      <w:r>
+        <w:t xml:space="preserve"> </w:t>
+      </w:r>
+      <w:r>
+        <w:t xml:space="preserve">reproduced or checked by anyone else.</w:t>
+      </w:r>
+    </w:p>
+    <w:p>
+      <w:pPr>
+        <w:pStyle w:val="BodyText"/>
+      </w:pPr>
+      <w:r>
+        <w:t xml:space="preserve">If a value looks wrong, or a row you expect is missing, that is worth raising —</w:t>
+      </w:r>
+      <w:r>
+        <w:t xml:space="preserve"> </w:t>
+      </w:r>
+      <w:r>
+        <w:t xml:space="preserve">it is usually a question about the mapping rather than something to patch in the</w:t>
+      </w:r>
+      <w:r>
+        <w:t xml:space="preserve"> </w:t>
+      </w:r>
+      <w:r>
+        <w:t xml:space="preserve">data.</w:t>
+      </w:r>
+    </w:p>
+    <w:bookmarkEnd w:id="31"/>
+    <w:bookmarkEnd w:id="32"/>
+    <w:bookmarkStart w:id="33" w:name="quick-reference"/>
+    <w:p>
+      <w:pPr>
+        <w:pStyle w:val="Heading1"/>
+      </w:pPr>
+      <w:r>
         <w:t xml:space="preserve">Quick reference</w:t>
       </w:r>
     </w:p>
@@ -2269,7 +2483,7 @@
         <w:t xml:space="preserve">what you want to do and take you through the inputs one at a time.</w:t>
       </w:r>
     </w:p>
-    <w:bookmarkEnd w:id="31"/>
+    <w:bookmarkEnd w:id="33"/>
     <w:sectPr>
       <w:footnotePr>
         <w:numRestart w:val="eachSect"/>

--- a/docs/docx/leap_review_tools_user_guide.docx
+++ b/docs/docx/leap_review_tools_user_guide.docx
@@ -2165,37 +2165,84 @@
           <w:b/>
           <w:bCs/>
         </w:rPr>
-        <w:t xml:space="preserve">When a new issue comes out, you will be sent a new version of the tools.</w:t>
-      </w:r>
-      <w:r>
-        <w:t xml:space="preserve"> </w:t>
-      </w:r>
-      <w:r>
-        <w:t xml:space="preserve">Please do not try to update the reference data yourself. The comparison depends on</w:t>
-      </w:r>
-      <w:r>
-        <w:t xml:space="preserve"> </w:t>
-      </w:r>
-      <w:r>
-        <w:t xml:space="preserve">several files that are prepared together and have to match each other; replacing</w:t>
-      </w:r>
-      <w:r>
-        <w:t xml:space="preserve"> </w:t>
-      </w:r>
-      <w:r>
-        <w:t xml:space="preserve">one of them on its own leaves the rest out of step, and the tools would carry on</w:t>
-      </w:r>
-      <w:r>
-        <w:t xml:space="preserve"> </w:t>
-      </w:r>
-      <w:r>
-        <w:t xml:space="preserve">running and quietly give you answers based on a mixture of old and new. Your</w:t>
-      </w:r>
-      <w:r>
-        <w:t xml:space="preserve"> </w:t>
-      </w:r>
-      <w:r>
-        <w:t xml:space="preserve">modelling team rebuilds and reissues the whole set so that cannot happen.</w:t>
+        <w:t xml:space="preserve">You can use a newer ESTO file without waiting for a new version of the tools.</w:t>
+      </w:r>
+      <w:r>
+        <w:t xml:space="preserve"> </w:t>
+      </w:r>
+      <w:r>
+        <w:t xml:space="preserve">Point either command at it:</w:t>
+      </w:r>
+    </w:p>
+    <w:p>
+      <w:pPr>
+        <w:pStyle w:val="SourceCode"/>
+      </w:pPr>
+      <w:r>
+        <w:rPr>
+          <w:rStyle w:val="VerbatimChar"/>
+        </w:rPr>
+        <w:t xml:space="preserve">.\leap-review-tools.exe dashboard-from-export --economy 20_USA --esto-table-path "input\00APEC_2026_low_with_subtotals.csv"</w:t>
+      </w:r>
+    </w:p>
+    <w:p>
+      <w:pPr>
+        <w:pStyle w:val="FirstParagraph"/>
+      </w:pPr>
+      <w:r>
+        <w:t xml:space="preserve">Both tools then use your file, and the base year moves with it automatically —</w:t>
+      </w:r>
+      <w:r>
+        <w:t xml:space="preserve"> </w:t>
+      </w:r>
+      <w:r>
+        <w:t xml:space="preserve">the tools read it from the file rather than being told. The comparison rows are</w:t>
+      </w:r>
+      <w:r>
+        <w:t xml:space="preserve"> </w:t>
+      </w:r>
+      <w:r>
+        <w:t xml:space="preserve">rebuilt from your data the first time you use a given file, which adds a couple</w:t>
+      </w:r>
+      <w:r>
+        <w:t xml:space="preserve"> </w:t>
+      </w:r>
+      <w:r>
+        <w:t xml:space="preserve">of minutes; after that it is remembered.</w:t>
+      </w:r>
+    </w:p>
+    <w:p>
+      <w:pPr>
+        <w:pStyle w:val="BodyText"/>
+      </w:pPr>
+      <w:r>
+        <w:t xml:space="preserve">Two things worth knowing. The 9th Outlook projections are on their own release</w:t>
+      </w:r>
+      <w:r>
+        <w:t xml:space="preserve"> </w:t>
+      </w:r>
+      <w:r>
+        <w:t xml:space="preserve">cycle, so an ESTO update does not change them. And each run records which file it</w:t>
+      </w:r>
+      <w:r>
+        <w:t xml:space="preserve"> </w:t>
+      </w:r>
+      <w:r>
+        <w:t xml:space="preserve">used, so a result can always be traced back to the data behind it.</w:t>
+      </w:r>
+    </w:p>
+    <w:p>
+      <w:pPr>
+        <w:pStyle w:val="BodyText"/>
+      </w:pPr>
+      <w:r>
+        <w:t xml:space="preserve">If you would rather not manage this yourself, that is fine too: your modelling</w:t>
+      </w:r>
+      <w:r>
+        <w:t xml:space="preserve"> </w:t>
+      </w:r>
+      <w:r>
+        <w:t xml:space="preserve">team will send a new version of the tools with the newer data already in it.</w:t>
       </w:r>
     </w:p>
     <w:bookmarkStart w:id="31" w:name="please-never-edit-the-reference-data"/>

--- a/docs/docx/leap_review_tools_user_guide.docx
+++ b/docs/docx/leap_review_tools_user_guide.docx
@@ -402,13 +402,13 @@
         <w:pStyle w:val="BodyText"/>
       </w:pPr>
       <w:r>
-        <w:t xml:space="preserve">Inside it, make one folder per economy, named with the economy code. Put that</w:t>
-      </w:r>
-      <w:r>
-        <w:t xml:space="preserve"> </w:t>
-      </w:r>
-      <w:r>
-        <w:t xml:space="preserve">economy’s LEAP Energy Balance exports inside its folder.</w:t>
+        <w:t xml:space="preserve">A folder is already there for every economy. Put each economy’s LEAP Energy</w:t>
+      </w:r>
+      <w:r>
+        <w:t xml:space="preserve"> </w:t>
+      </w:r>
+      <w:r>
+        <w:t xml:space="preserve">Balance exports into its folder — you do not need to create anything.</w:t>
       </w:r>
     </w:p>
     <w:p>
@@ -486,133 +486,19 @@
         <w:pStyle w:val="FirstParagraph"/>
       </w:pPr>
       <w:r>
-        <w:t xml:space="preserve">Name each file like this:</w:t>
-      </w:r>
-    </w:p>
-    <w:p>
-      <w:pPr>
-        <w:pStyle w:val="SourceCode"/>
-      </w:pPr>
-      <w:r>
-        <w:rPr>
-          <w:rStyle w:val="VerbatimChar"/>
-        </w:rPr>
-        <w:t xml:space="preserve">full model output all years 03082026 TGT.xlsx</w:t>
-      </w:r>
-    </w:p>
-    <w:p>
-      <w:pPr>
-        <w:pStyle w:val="FirstParagraph"/>
-      </w:pPr>
-      <w:r>
-        <w:t xml:space="preserve">The number is the date you exported it, written as day, month, year — so</w:t>
-      </w:r>
-      <w:r>
-        <w:t xml:space="preserve"> </w:t>
-      </w:r>
-      <w:r>
-        <w:rPr>
-          <w:rStyle w:val="VerbatimChar"/>
-        </w:rPr>
-        <w:t xml:space="preserve">03082026</w:t>
-      </w:r>
-      <w:r>
-        <w:t xml:space="preserve"> </w:t>
-      </w:r>
-      <w:r>
-        <w:t xml:space="preserve">is the 3rd of August 2026. The last part is the scenario:</w:t>
-      </w:r>
-      <w:r>
-        <w:t xml:space="preserve"> </w:t>
-      </w:r>
-      <w:r>
-        <w:rPr>
-          <w:rStyle w:val="VerbatimChar"/>
-        </w:rPr>
-        <w:t xml:space="preserve">REF</w:t>
-      </w:r>
-      <w:r>
-        <w:t xml:space="preserve"> </w:t>
-      </w:r>
-      <w:r>
-        <w:t xml:space="preserve">for</w:t>
-      </w:r>
-      <w:r>
-        <w:t xml:space="preserve"> </w:t>
-      </w:r>
-      <w:r>
-        <w:t xml:space="preserve">Reference,</w:t>
-      </w:r>
-      <w:r>
-        <w:t xml:space="preserve"> </w:t>
-      </w:r>
-      <w:r>
-        <w:rPr>
-          <w:rStyle w:val="VerbatimChar"/>
-        </w:rPr>
-        <w:t xml:space="preserve">TGT</w:t>
-      </w:r>
-      <w:r>
-        <w:t xml:space="preserve"> </w:t>
-      </w:r>
-      <w:r>
-        <w:t xml:space="preserve">for Target.</w:t>
-      </w:r>
-      <w:r>
-        <w:t xml:space="preserve"> </w:t>
-      </w:r>
-      <w:r>
-        <w:rPr>
-          <w:rStyle w:val="VerbatimChar"/>
-        </w:rPr>
-        <w:t xml:space="preserve">Reference</w:t>
-      </w:r>
-      <w:r>
-        <w:t xml:space="preserve"> </w:t>
-      </w:r>
-      <w:r>
-        <w:t xml:space="preserve">and</w:t>
-      </w:r>
-      <w:r>
-        <w:t xml:space="preserve"> </w:t>
-      </w:r>
-      <w:r>
-        <w:rPr>
-          <w:rStyle w:val="VerbatimChar"/>
-        </w:rPr>
-        <w:t xml:space="preserve">Target</w:t>
-      </w:r>
-      <w:r>
-        <w:t xml:space="preserve"> </w:t>
-      </w:r>
-      <w:r>
-        <w:t xml:space="preserve">spelled out work too, and</w:t>
-      </w:r>
-      <w:r>
-        <w:t xml:space="preserve"> </w:t>
-      </w:r>
-      <w:r>
-        <w:t xml:space="preserve">so does putting the scenario first, as in</w:t>
-      </w:r>
-      <w:r>
-        <w:t xml:space="preserve"> </w:t>
-      </w:r>
-      <w:r>
-        <w:rPr>
-          <w:rStyle w:val="VerbatimChar"/>
-        </w:rPr>
-        <w:t xml:space="preserve">REF 03082026.xlsx</w:t>
-      </w:r>
-      <w:r>
-        <w:t xml:space="preserve">.</w:t>
-      </w:r>
-    </w:p>
-    <w:p>
-      <w:pPr>
-        <w:pStyle w:val="BodyText"/>
-      </w:pPr>
-      <w:r>
-        <w:t xml:space="preserve">If you have several files for the same economy and scenario,</w:t>
+        <w:t xml:space="preserve">Two things need to be in the filename:</w:t>
+      </w:r>
+    </w:p>
+    <w:p>
+      <w:pPr>
+        <w:pStyle w:val="Compact"/>
+        <w:numPr>
+          <w:ilvl w:val="0"/>
+          <w:numId w:val="1001"/>
+        </w:numPr>
+      </w:pPr>
+      <w:r>
+        <w:t xml:space="preserve">a</w:t>
       </w:r>
       <w:r>
         <w:t xml:space="preserve"> </w:t>
@@ -622,30 +508,227 @@
           <w:b/>
           <w:bCs/>
         </w:rPr>
-        <w:t xml:space="preserve">the newest date</w:t>
+        <w:t xml:space="preserve">four-digit date</w:t>
+      </w:r>
+      <w:r>
+        <w:t xml:space="preserve">, day then month —</w:t>
+      </w:r>
+      <w:r>
+        <w:t xml:space="preserve"> </w:t>
+      </w:r>
+      <w:r>
+        <w:rPr>
+          <w:rStyle w:val="VerbatimChar"/>
+        </w:rPr>
+        <w:t xml:space="preserve">0804</w:t>
+      </w:r>
+      <w:r>
+        <w:t xml:space="preserve"> </w:t>
+      </w:r>
+      <w:r>
+        <w:t xml:space="preserve">for the 8th of April;</w:t>
+      </w:r>
+    </w:p>
+    <w:p>
+      <w:pPr>
+        <w:pStyle w:val="Compact"/>
+        <w:numPr>
+          <w:ilvl w:val="0"/>
+          <w:numId w:val="1001"/>
+        </w:numPr>
+      </w:pPr>
+      <w:r>
+        <w:t xml:space="preserve">a</w:t>
+      </w:r>
+      <w:r>
+        <w:t xml:space="preserve"> </w:t>
       </w:r>
       <w:r>
         <w:rPr>
           <w:b/>
           <w:bCs/>
         </w:rPr>
-        <w:t xml:space="preserve"> </w:t>
-      </w:r>
+        <w:t xml:space="preserve">scenario code</w:t>
+      </w:r>
+      <w:r>
+        <w:t xml:space="preserve"> </w:t>
+      </w:r>
+      <w:r>
+        <w:t xml:space="preserve">—</w:t>
+      </w:r>
+      <w:r>
+        <w:t xml:space="preserve"> </w:t>
+      </w:r>
+      <w:r>
+        <w:rPr>
+          <w:rStyle w:val="VerbatimChar"/>
+        </w:rPr>
+        <w:t xml:space="preserve">REF</w:t>
+      </w:r>
+      <w:r>
+        <w:t xml:space="preserve"> </w:t>
+      </w:r>
+      <w:r>
+        <w:t xml:space="preserve">or</w:t>
+      </w:r>
+      <w:r>
+        <w:t xml:space="preserve"> </w:t>
+      </w:r>
+      <w:r>
+        <w:rPr>
+          <w:rStyle w:val="VerbatimChar"/>
+        </w:rPr>
+        <w:t xml:space="preserve">TGT</w:t>
+      </w:r>
+      <w:r>
+        <w:t xml:space="preserve">.</w:t>
+      </w:r>
+      <w:r>
+        <w:t xml:space="preserve"> </w:t>
+      </w:r>
+      <w:r>
+        <w:rPr>
+          <w:rStyle w:val="VerbatimChar"/>
+        </w:rPr>
+        <w:t xml:space="preserve">Reference</w:t>
+      </w:r>
+      <w:r>
+        <w:t xml:space="preserve"> </w:t>
+      </w:r>
+      <w:r>
+        <w:t xml:space="preserve">and</w:t>
+      </w:r>
+      <w:r>
+        <w:t xml:space="preserve"> </w:t>
+      </w:r>
+      <w:r>
+        <w:rPr>
+          <w:rStyle w:val="VerbatimChar"/>
+        </w:rPr>
+        <w:t xml:space="preserve">Target</w:t>
+      </w:r>
+      <w:r>
+        <w:t xml:space="preserve"> </w:t>
+      </w:r>
+      <w:r>
+        <w:t xml:space="preserve">also work.</w:t>
+      </w:r>
+    </w:p>
+    <w:p>
+      <w:pPr>
+        <w:pStyle w:val="FirstParagraph"/>
+      </w:pPr>
+      <w:r>
+        <w:t xml:space="preserve">Anything else in the name is up to you, and the order does not matter. All of</w:t>
+      </w:r>
+      <w:r>
+        <w:t xml:space="preserve"> </w:t>
+      </w:r>
+      <w:r>
+        <w:t xml:space="preserve">these are fine:</w:t>
+      </w:r>
+    </w:p>
+    <w:p>
+      <w:pPr>
+        <w:pStyle w:val="SourceCode"/>
+      </w:pPr>
+      <w:r>
+        <w:rPr>
+          <w:rStyle w:val="VerbatimChar"/>
+        </w:rPr>
+        <w:t xml:space="preserve">0804 TGT.xlsx</w:t>
+      </w:r>
+      <w:r>
+        <w:br/>
+      </w:r>
+      <w:r>
+        <w:rPr>
+          <w:rStyle w:val="VerbatimChar"/>
+        </w:rPr>
+        <w:t xml:space="preserve">TGT 0804.xlsx</w:t>
+      </w:r>
+      <w:r>
+        <w:br/>
+      </w:r>
+      <w:r>
+        <w:rPr>
+          <w:rStyle w:val="VerbatimChar"/>
+        </w:rPr>
+        <w:t xml:space="preserve">USA balance 0804 Target.xlsx</w:t>
+      </w:r>
+      <w:r>
+        <w:br/>
+      </w:r>
+      <w:r>
+        <w:rPr>
+          <w:rStyle w:val="VerbatimChar"/>
+        </w:rPr>
+        <w:t xml:space="preserve">full model output all years 04082026 TGT.xlsx</w:t>
+      </w:r>
+    </w:p>
+    <w:p>
+      <w:pPr>
+        <w:pStyle w:val="FirstParagraph"/>
+      </w:pPr>
+      <w:r>
+        <w:t xml:space="preserve">A longer date works too, so</w:t>
+      </w:r>
+      <w:r>
+        <w:t xml:space="preserve"> </w:t>
+      </w:r>
+      <w:r>
+        <w:rPr>
+          <w:rStyle w:val="VerbatimChar"/>
+        </w:rPr>
+        <w:t xml:space="preserve">04082026</w:t>
+      </w:r>
+      <w:r>
+        <w:t xml:space="preserve"> </w:t>
+      </w:r>
+      <w:r>
+        <w:t xml:space="preserve">is read the same as</w:t>
+      </w:r>
+      <w:r>
+        <w:t xml:space="preserve"> </w:t>
+      </w:r>
+      <w:r>
+        <w:rPr>
+          <w:rStyle w:val="VerbatimChar"/>
+        </w:rPr>
+        <w:t xml:space="preserve">0804</w:t>
+      </w:r>
+      <w:r>
+        <w:t xml:space="preserve">.</w:t>
+      </w:r>
+    </w:p>
+    <w:p>
+      <w:pPr>
+        <w:pStyle w:val="BodyText"/>
+      </w:pPr>
       <w:r>
         <w:rPr>
           <w:b/>
           <w:bCs/>
         </w:rPr>
-        <w:t xml:space="preserve">wins</w:t>
-      </w:r>
-      <w:r>
-        <w:t xml:space="preserve">. You do not need to delete the old ones — but if you would rather they</w:t>
-      </w:r>
-      <w:r>
-        <w:t xml:space="preserve"> </w:t>
-      </w:r>
-      <w:r>
-        <w:t xml:space="preserve">were out of the way, put them in a folder called</w:t>
+        <w:t xml:space="preserve">If you have several files for one economy and scenario, the newest date wins.</w:t>
+      </w:r>
+      <w:r>
+        <w:t xml:space="preserve"> </w:t>
+      </w:r>
+      <w:r>
+        <w:t xml:space="preserve">That is what the date is for. You do not have to delete the older ones — leave</w:t>
+      </w:r>
+      <w:r>
+        <w:t xml:space="preserve"> </w:t>
+      </w:r>
+      <w:r>
+        <w:t xml:space="preserve">them and the tools will use the most recent. If you would rather they were out of</w:t>
+      </w:r>
+      <w:r>
+        <w:t xml:space="preserve"> </w:t>
+      </w:r>
+      <w:r>
+        <w:t xml:space="preserve">the way, make a folder called</w:t>
       </w:r>
       <w:r>
         <w:t xml:space="preserve"> </w:t>
@@ -660,13 +743,63 @@
         <w:t xml:space="preserve"> </w:t>
       </w:r>
       <w:r>
-        <w:t xml:space="preserve">inside the economy</w:t>
-      </w:r>
-      <w:r>
-        <w:t xml:space="preserve"> </w:t>
-      </w:r>
-      <w:r>
-        <w:t xml:space="preserve">folder. Anything in there is ignored completely.</w:t>
+        <w:t xml:space="preserve">inside the economy folder and move them</w:t>
+      </w:r>
+      <w:r>
+        <w:t xml:space="preserve"> </w:t>
+      </w:r>
+      <w:r>
+        <w:t xml:space="preserve">there; anything in</w:t>
+      </w:r>
+      <w:r>
+        <w:t xml:space="preserve"> </w:t>
+      </w:r>
+      <w:r>
+        <w:rPr>
+          <w:rStyle w:val="VerbatimChar"/>
+        </w:rPr>
+        <w:t xml:space="preserve">archive</w:t>
+      </w:r>
+      <w:r>
+        <w:t xml:space="preserve"> </w:t>
+      </w:r>
+      <w:r>
+        <w:t xml:space="preserve">is ignored completely.</w:t>
+      </w:r>
+    </w:p>
+    <w:p>
+      <w:pPr>
+        <w:pStyle w:val="BodyText"/>
+      </w:pPr>
+      <w:r>
+        <w:t xml:space="preserve">If a file cannot be matched to a scenario, the tools read the workbook itself to</w:t>
+      </w:r>
+      <w:r>
+        <w:t xml:space="preserve"> </w:t>
+      </w:r>
+      <w:r>
+        <w:t xml:space="preserve">work it out, so a slightly different name usually still works. Run</w:t>
+      </w:r>
+      <w:r>
+        <w:t xml:space="preserve"> </w:t>
+      </w:r>
+      <w:r>
+        <w:rPr>
+          <w:rStyle w:val="VerbatimChar"/>
+        </w:rPr>
+        <w:t xml:space="preserve">list</w:t>
+      </w:r>
+      <w:r>
+        <w:t xml:space="preserve"> </w:t>
+      </w:r>
+      <w:r>
+        <w:t xml:space="preserve">to see</w:t>
+      </w:r>
+      <w:r>
+        <w:t xml:space="preserve"> </w:t>
+      </w:r>
+      <w:r>
+        <w:t xml:space="preserve">what has actually been picked up.</w:t>
       </w:r>
     </w:p>
     <w:bookmarkEnd w:id="17"/>
@@ -1072,7 +1205,7 @@
       </w:r>
     </w:p>
     <w:bookmarkEnd w:id="21"/>
-    <w:bookmarkStart w:id="26" w:name="reading-the-balance-review-workbook"/>
+    <w:bookmarkStart w:id="28" w:name="reading-the-balance-review-workbook"/>
     <w:p>
       <w:pPr>
         <w:pStyle w:val="Heading1"/>
@@ -1081,18 +1214,65 @@
         <w:t xml:space="preserve">Reading the balance-review workbook</w:t>
       </w:r>
     </w:p>
+    <w:bookmarkStart w:id="22" w:name="how-the-comparison-is-made"/>
+    <w:p>
+      <w:pPr>
+        <w:pStyle w:val="Heading2"/>
+      </w:pPr>
+      <w:r>
+        <w:t xml:space="preserve">How the comparison is made</w:t>
+      </w:r>
+    </w:p>
     <w:p>
       <w:pPr>
         <w:pStyle w:val="FirstParagraph"/>
       </w:pPr>
       <w:r>
-        <w:t xml:space="preserve">The workbook has five sheets. They are meant to be read in order, and each</w:t>
-      </w:r>
-      <w:r>
-        <w:t xml:space="preserve"> </w:t>
-      </w:r>
-      <w:r>
-        <w:t xml:space="preserve">answers a different question.</w:t>
+        <w:t xml:space="preserve">You export the balance table from LEAP. The tools then compare those results</w:t>
+      </w:r>
+      <w:r>
+        <w:t xml:space="preserve"> </w:t>
+      </w:r>
+      <w:r>
+        <w:t xml:space="preserve">against the original source data and identify every difference. The workbook is</w:t>
+      </w:r>
+      <w:r>
+        <w:t xml:space="preserve"> </w:t>
+      </w:r>
+      <w:r>
+        <w:t xml:space="preserve">that comparison, laid out in the shape of the balance table you already know.</w:t>
+      </w:r>
+    </w:p>
+    <w:p>
+      <w:pPr>
+        <w:pStyle w:val="BodyText"/>
+      </w:pPr>
+      <w:r>
+        <w:t xml:space="preserve">So a difference is a disagreement between the model and the source — not a</w:t>
+      </w:r>
+      <w:r>
+        <w:t xml:space="preserve"> </w:t>
+      </w:r>
+      <w:r>
+        <w:t xml:space="preserve">verdict about which one is wrong.</w:t>
+      </w:r>
+    </w:p>
+    <w:bookmarkEnd w:id="22"/>
+    <w:bookmarkStart w:id="26" w:name="the-five-sheets"/>
+    <w:p>
+      <w:pPr>
+        <w:pStyle w:val="Heading2"/>
+      </w:pPr>
+      <w:r>
+        <w:t xml:space="preserve">The five sheets</w:t>
+      </w:r>
+    </w:p>
+    <w:p>
+      <w:pPr>
+        <w:pStyle w:val="FirstParagraph"/>
+      </w:pPr>
+      <w:r>
+        <w:t xml:space="preserve">They are meant to be read in order, and each answers a different question.</w:t>
       </w:r>
     </w:p>
     <w:p>
@@ -1104,18 +1284,18 @@
           <wp:inline>
             <wp:extent cx="3505200" cy="8610600"/>
             <wp:effectExtent b="0" l="0" r="0" t="0"/>
-            <wp:docPr descr="" title="" id="23" name="Picture"/>
+            <wp:docPr descr="" title="" id="24" name="Picture"/>
             <a:graphic>
               <a:graphicData uri="http://schemas.openxmlformats.org/drawingml/2006/picture">
                 <pic:pic>
                   <pic:nvPicPr>
-                    <pic:cNvPr descr="C:\Users\Work\github\leap_initialisation\docs\docx\mermaid\leap_review_tools_user_guide_mermaid_2.png" id="24" name="Picture"/>
+                    <pic:cNvPr descr="C:\Users\Work\github\leap_initialisation\docs\docx\mermaid\leap_review_tools_user_guide_mermaid_2.png" id="25" name="Picture"/>
                     <pic:cNvPicPr>
                       <a:picLocks noChangeArrowheads="1" noChangeAspect="1"/>
                     </pic:cNvPicPr>
                   </pic:nvPicPr>
                   <pic:blipFill>
-                    <a:blip r:embed="rId22"/>
+                    <a:blip r:embed="rId23"/>
                     <a:stretch>
                       <a:fillRect/>
                     </a:stretch>
@@ -1304,13 +1484,14 @@
         <w:t xml:space="preserve">that a blank cell means zero — it usually does not.</w:t>
       </w:r>
     </w:p>
-    <w:bookmarkStart w:id="25" w:name="what-the-colours-mean"/>
+    <w:bookmarkEnd w:id="26"/>
+    <w:bookmarkStart w:id="27" w:name="where-the-differences-come-from"/>
     <w:p>
       <w:pPr>
         <w:pStyle w:val="Heading2"/>
       </w:pPr>
       <w:r>
-        <w:t xml:space="preserve">What the colours mean</w:t>
+        <w:t xml:space="preserve">Where the differences come from</w:t>
       </w:r>
     </w:p>
     <w:p>
@@ -1318,7 +1499,13 @@
         <w:pStyle w:val="FirstParagraph"/>
       </w:pPr>
       <w:r>
-        <w:t xml:space="preserve">The colours are consistent across the sheets.</w:t>
+        <w:t xml:space="preserve">A difference on the error sheet is not automatically a mistake in LEAP. It is a</w:t>
+      </w:r>
+      <w:r>
+        <w:t xml:space="preserve"> </w:t>
+      </w:r>
+      <w:r>
+        <w:t xml:space="preserve">disagreement between two things, and it can come from any of three places.</w:t>
       </w:r>
     </w:p>
     <w:p>
@@ -1330,19 +1517,31 @@
           <w:b/>
           <w:bCs/>
         </w:rPr>
-        <w:t xml:space="preserve">Red</w:t>
-      </w:r>
-      <w:r>
-        <w:t xml:space="preserve"> </w:t>
-      </w:r>
-      <w:r>
-        <w:t xml:space="preserve">is a real mismatch between LEAP and the source. These are the ones to</w:t>
-      </w:r>
-      <w:r>
-        <w:t xml:space="preserve"> </w:t>
-      </w:r>
-      <w:r>
-        <w:t xml:space="preserve">investigate.</w:t>
+        <w:t xml:space="preserve">1. LEAP is not calculating what the comparison expects.</w:t>
+      </w:r>
+      <w:r>
+        <w:t xml:space="preserve"> </w:t>
+      </w:r>
+      <w:r>
+        <w:t xml:space="preserve">The fix is either to</w:t>
+      </w:r>
+      <w:r>
+        <w:t xml:space="preserve"> </w:t>
+      </w:r>
+      <w:r>
+        <w:t xml:space="preserve">change the LEAP calculation method — the supply rules Luthfi teaches, for</w:t>
+      </w:r>
+      <w:r>
+        <w:t xml:space="preserve"> </w:t>
+      </w:r>
+      <w:r>
+        <w:t xml:space="preserve">example — or to change the inputs generated for LEAP so it produces the intended</w:t>
+      </w:r>
+      <w:r>
+        <w:t xml:space="preserve"> </w:t>
+      </w:r>
+      <w:r>
+        <w:t xml:space="preserve">result.</w:t>
       </w:r>
     </w:p>
     <w:p>
@@ -1354,13 +1553,31 @@
           <w:b/>
           <w:bCs/>
         </w:rPr>
-        <w:t xml:space="preserve">Blue</w:t>
-      </w:r>
-      <w:r>
-        <w:t xml:space="preserve"> </w:t>
-      </w:r>
-      <w:r>
-        <w:t xml:space="preserve">is a value that came from the source data.</w:t>
+        <w:t xml:space="preserve">2. The comparison itself is wrong.</w:t>
+      </w:r>
+      <w:r>
+        <w:t xml:space="preserve"> </w:t>
+      </w:r>
+      <w:r>
+        <w:t xml:space="preserve">The mapping between the source data and</w:t>
+      </w:r>
+      <w:r>
+        <w:t xml:space="preserve"> </w:t>
+      </w:r>
+      <w:r>
+        <w:t xml:space="preserve">the LEAP balance categories may be incorrect, or there may be a problem in the</w:t>
+      </w:r>
+      <w:r>
+        <w:t xml:space="preserve"> </w:t>
+      </w:r>
+      <w:r>
+        <w:t xml:space="preserve">code applying it. These are being worked through steadily, and fixing them</w:t>
+      </w:r>
+      <w:r>
+        <w:t xml:space="preserve"> </w:t>
+      </w:r>
+      <w:r>
+        <w:t xml:space="preserve">improves several other parts of the process at the same time.</w:t>
       </w:r>
     </w:p>
     <w:p>
@@ -1372,25 +1589,354 @@
           <w:b/>
           <w:bCs/>
         </w:rPr>
-        <w:t xml:space="preserve">Purple</w:t>
-      </w:r>
-      <w:r>
-        <w:t xml:space="preserve"> </w:t>
-      </w:r>
-      <w:r>
-        <w:t xml:space="preserve">means there is no direct comparator for this cell. The process was</w:t>
-      </w:r>
-      <w:r>
-        <w:t xml:space="preserve"> </w:t>
-      </w:r>
-      <w:r>
-        <w:t xml:space="preserve">generated from a seed or carried forward, so there is nothing to check it</w:t>
-      </w:r>
-      <w:r>
-        <w:t xml:space="preserve"> </w:t>
-      </w:r>
-      <w:r>
-        <w:t xml:space="preserve">against. Leave these alone unless you have a specific reason.</w:t>
+        <w:t xml:space="preserve">3. The baseline seed values are wrong.</w:t>
+      </w:r>
+      <w:r>
+        <w:t xml:space="preserve"> </w:t>
+      </w:r>
+      <w:r>
+        <w:t xml:space="preserve">Then the seed generation needs fixing</w:t>
+      </w:r>
+      <w:r>
+        <w:t xml:space="preserve"> </w:t>
+      </w:r>
+      <w:r>
+        <w:t xml:space="preserve">and the seed files rebuilding, as is being done for refining.</w:t>
+      </w:r>
+    </w:p>
+    <w:p>
+      <w:pPr>
+        <w:pStyle w:val="BodyText"/>
+      </w:pPr>
+      <w:r>
+        <w:t xml:space="preserve">Worth holding all three in mind before changing anything: the most common</w:t>
+      </w:r>
+      <w:r>
+        <w:t xml:space="preserve"> </w:t>
+      </w:r>
+      <w:r>
+        <w:t xml:space="preserve">instinct is to assume the first, and a good share of what turns up is the second.</w:t>
+      </w:r>
+    </w:p>
+    <w:bookmarkEnd w:id="27"/>
+    <w:bookmarkEnd w:id="28"/>
+    <w:bookmarkStart w:id="29" w:name="building-a-dashboard"/>
+    <w:p>
+      <w:pPr>
+        <w:pStyle w:val="Heading1"/>
+      </w:pPr>
+      <w:r>
+        <w:t xml:space="preserve">Building a dashboard</w:t>
+      </w:r>
+    </w:p>
+    <w:p>
+      <w:pPr>
+        <w:pStyle w:val="FirstParagraph"/>
+      </w:pPr>
+      <w:r>
+        <w:t xml:space="preserve">This gives you interactive web pages comparing LEAP against ESTO and the 9th</w:t>
+      </w:r>
+      <w:r>
+        <w:t xml:space="preserve"> </w:t>
+      </w:r>
+      <w:r>
+        <w:t xml:space="preserve">Outlook.</w:t>
+      </w:r>
+    </w:p>
+    <w:p>
+      <w:pPr>
+        <w:pStyle w:val="SourceCode"/>
+      </w:pPr>
+      <w:r>
+        <w:rPr>
+          <w:rStyle w:val="VerbatimChar"/>
+        </w:rPr>
+        <w:t xml:space="preserve">.\leap-review-tools.exe dashboard-from-export --economy 20_USA</w:t>
+      </w:r>
+    </w:p>
+    <w:p>
+      <w:pPr>
+        <w:pStyle w:val="FirstParagraph"/>
+      </w:pPr>
+      <w:r>
+        <w:t xml:space="preserve">This one takes longer — a few minutes — because it reads every export you have</w:t>
+      </w:r>
+      <w:r>
+        <w:t xml:space="preserve"> </w:t>
+      </w:r>
+      <w:r>
+        <w:t xml:space="preserve">for that economy, works out the comparison, and then draws several hundred</w:t>
+      </w:r>
+      <w:r>
+        <w:t xml:space="preserve"> </w:t>
+      </w:r>
+      <w:r>
+        <w:t xml:space="preserve">charts. It prints its progress as it goes.</w:t>
+      </w:r>
+    </w:p>
+    <w:p>
+      <w:pPr>
+        <w:pStyle w:val="BodyText"/>
+      </w:pPr>
+      <w:r>
+        <w:t xml:space="preserve">When it finishes, open:</w:t>
+      </w:r>
+    </w:p>
+    <w:p>
+      <w:pPr>
+        <w:pStyle w:val="SourceCode"/>
+      </w:pPr>
+      <w:r>
+        <w:rPr>
+          <w:rStyle w:val="VerbatimChar"/>
+        </w:rPr>
+        <w:t xml:space="preserve">output\20_USA\dashboard\dashboards\index.html</w:t>
+      </w:r>
+    </w:p>
+    <w:p>
+      <w:pPr>
+        <w:pStyle w:val="FirstParagraph"/>
+      </w:pPr>
+      <w:r>
+        <w:t xml:space="preserve">It opens in your web browser. No internet connection is needed; everything is in</w:t>
+      </w:r>
+      <w:r>
+        <w:t xml:space="preserve"> </w:t>
+      </w:r>
+      <w:r>
+        <w:t xml:space="preserve">the folder.</w:t>
+      </w:r>
+    </w:p>
+    <w:p>
+      <w:pPr>
+        <w:pStyle w:val="BodyText"/>
+      </w:pPr>
+      <w:r>
+        <w:t xml:space="preserve">Down the side you will find a page per sector. Each chart shows up to three</w:t>
+      </w:r>
+      <w:r>
+        <w:t xml:space="preserve"> </w:t>
+      </w:r>
+      <w:r>
+        <w:t xml:space="preserve">series: what LEAP produced, what ESTO recorded, and what the 9th Outlook</w:t>
+      </w:r>
+      <w:r>
+        <w:t xml:space="preserve"> </w:t>
+      </w:r>
+      <w:r>
+        <w:t xml:space="preserve">projects. Historical years compare against ESTO; projection years compare against</w:t>
+      </w:r>
+      <w:r>
+        <w:t xml:space="preserve"> </w:t>
+      </w:r>
+      <w:r>
+        <w:t xml:space="preserve">the 9th. You can click series names in the legend to hide or show them.</w:t>
+      </w:r>
+    </w:p>
+    <w:p>
+      <w:pPr>
+        <w:pStyle w:val="BodyText"/>
+      </w:pPr>
+      <w:r>
+        <w:t xml:space="preserve">Some sector pages may be missing. That is deliberate: if LEAP has no separately</w:t>
+      </w:r>
+      <w:r>
+        <w:t xml:space="preserve"> </w:t>
+      </w:r>
+      <w:r>
+        <w:t xml:space="preserve">modelled detail for a sector in that economy, a page would be misleading, so it</w:t>
+      </w:r>
+      <w:r>
+        <w:t xml:space="preserve"> </w:t>
+      </w:r>
+      <w:r>
+        <w:t xml:space="preserve">is left out. The run tells you which ones and why.</w:t>
+      </w:r>
+    </w:p>
+    <w:bookmarkEnd w:id="29"/>
+    <w:bookmarkStart w:id="30" w:name="where-your-results-go"/>
+    <w:p>
+      <w:pPr>
+        <w:pStyle w:val="Heading1"/>
+      </w:pPr>
+      <w:r>
+        <w:t xml:space="preserve">Where your results go</w:t>
+      </w:r>
+    </w:p>
+    <w:p>
+      <w:pPr>
+        <w:pStyle w:val="FirstParagraph"/>
+      </w:pPr>
+      <w:r>
+        <w:t xml:space="preserve">Everything is grouped by economy, so nothing you produce overwrites anything</w:t>
+      </w:r>
+      <w:r>
+        <w:t xml:space="preserve"> </w:t>
+      </w:r>
+      <w:r>
+        <w:t xml:space="preserve">else.</w:t>
+      </w:r>
+    </w:p>
+    <w:p>
+      <w:pPr>
+        <w:pStyle w:val="SourceCode"/>
+      </w:pPr>
+      <w:r>
+        <w:rPr>
+          <w:rStyle w:val="VerbatimChar"/>
+        </w:rPr>
+        <w:t xml:space="preserve">output/</w:t>
+      </w:r>
+      <w:r>
+        <w:br/>
+      </w:r>
+      <w:r>
+        <w:rPr>
+          <w:rStyle w:val="VerbatimChar"/>
+        </w:rPr>
+        <w:t xml:space="preserve">  20_USA/</w:t>
+      </w:r>
+      <w:r>
+        <w:br/>
+      </w:r>
+      <w:r>
+        <w:rPr>
+          <w:rStyle w:val="VerbatimChar"/>
+        </w:rPr>
+        <w:t xml:space="preserve">    balance_review/    workbooks for the USA</w:t>
+      </w:r>
+      <w:r>
+        <w:br/>
+      </w:r>
+      <w:r>
+        <w:rPr>
+          <w:rStyle w:val="VerbatimChar"/>
+        </w:rPr>
+        <w:t xml:space="preserve">    dashboard/         the USA dashboard</w:t>
+      </w:r>
+      <w:r>
+        <w:br/>
+      </w:r>
+      <w:r>
+        <w:rPr>
+          <w:rStyle w:val="VerbatimChar"/>
+        </w:rPr>
+        <w:t xml:space="preserve">  01_AUS/</w:t>
+      </w:r>
+      <w:r>
+        <w:br/>
+      </w:r>
+      <w:r>
+        <w:rPr>
+          <w:rStyle w:val="VerbatimChar"/>
+        </w:rPr>
+        <w:t xml:space="preserve">    balance_review/</w:t>
+      </w:r>
+      <w:r>
+        <w:br/>
+      </w:r>
+      <w:r>
+        <w:rPr>
+          <w:rStyle w:val="VerbatimChar"/>
+        </w:rPr>
+        <w:t xml:space="preserve">    dashboard/</w:t>
+      </w:r>
+    </w:p>
+    <w:p>
+      <w:pPr>
+        <w:pStyle w:val="FirstParagraph"/>
+      </w:pPr>
+      <w:r>
+        <w:t xml:space="preserve">You can review the USA today and Australia tomorrow and both remain in place.</w:t>
+      </w:r>
+      <w:r>
+        <w:t xml:space="preserve"> </w:t>
+      </w:r>
+      <w:r>
+        <w:t xml:space="preserve">Within an economy, workbooks for different scenarios and years sit side by side,</w:t>
+      </w:r>
+      <w:r>
+        <w:t xml:space="preserve"> </w:t>
+      </w:r>
+      <w:r>
+        <w:t xml:space="preserve">because the scenario and year are part of each filename.</w:t>
+      </w:r>
+    </w:p>
+    <w:p>
+      <w:pPr>
+        <w:pStyle w:val="BodyText"/>
+      </w:pPr>
+      <w:r>
+        <w:t xml:space="preserve">Beside your results you will find a</w:t>
+      </w:r>
+      <w:r>
+        <w:t xml:space="preserve"> </w:t>
+      </w:r>
+      <w:r>
+        <w:rPr>
+          <w:rStyle w:val="VerbatimChar"/>
+        </w:rPr>
+        <w:t xml:space="preserve">run_records</w:t>
+      </w:r>
+      <w:r>
+        <w:t xml:space="preserve"> </w:t>
+      </w:r>
+      <w:r>
+        <w:t xml:space="preserve">folder. Each run leaves a dated</w:t>
+      </w:r>
+      <w:r>
+        <w:t xml:space="preserve"> </w:t>
+      </w:r>
+      <w:r>
+        <w:t xml:space="preserve">record in there showing exactly which files it used and when. You can ignore it</w:t>
+      </w:r>
+      <w:r>
+        <w:t xml:space="preserve"> </w:t>
+      </w:r>
+      <w:r>
+        <w:t xml:space="preserve">day to day — it is there so that months later you can answer</w:t>
+      </w:r>
+      <w:r>
+        <w:t xml:space="preserve"> </w:t>
+      </w:r>
+      <w:r>
+        <w:t xml:space="preserve">“which export did</w:t>
+      </w:r>
+      <w:r>
+        <w:t xml:space="preserve"> </w:t>
+      </w:r>
+      <w:r>
+        <w:t xml:space="preserve">this come from?”</w:t>
+      </w:r>
+      <w:r>
+        <w:t xml:space="preserve"> </w:t>
+      </w:r>
+      <w:r>
+        <w:t xml:space="preserve">with certainty rather than memory.</w:t>
+      </w:r>
+    </w:p>
+    <w:bookmarkEnd w:id="30"/>
+    <w:bookmarkStart w:id="31" w:name="if-something-goes-wrong"/>
+    <w:p>
+      <w:pPr>
+        <w:pStyle w:val="Heading1"/>
+      </w:pPr>
+      <w:r>
+        <w:t xml:space="preserve">If something goes wrong</w:t>
+      </w:r>
+    </w:p>
+    <w:p>
+      <w:pPr>
+        <w:pStyle w:val="FirstParagraph"/>
+      </w:pPr>
+      <w:r>
+        <w:t xml:space="preserve">The tools try to explain problems in plain language rather than showing an error</w:t>
+      </w:r>
+      <w:r>
+        <w:t xml:space="preserve"> </w:t>
+      </w:r>
+      <w:r>
+        <w:t xml:space="preserve">you would need a programmer to read. Work through these in order.</w:t>
       </w:r>
     </w:p>
     <w:p>
@@ -1402,19 +1948,44 @@
           <w:b/>
           <w:bCs/>
         </w:rPr>
-        <w:t xml:space="preserve">Yellow</w:t>
-      </w:r>
-      <w:r>
-        <w:t xml:space="preserve"> </w:t>
-      </w:r>
-      <w:r>
-        <w:t xml:space="preserve">means a comparator should exist but was not available. Worth asking</w:t>
-      </w:r>
-      <w:r>
-        <w:t xml:space="preserve"> </w:t>
-      </w:r>
-      <w:r>
-        <w:t xml:space="preserve">about, but not the same as a mismatch.</w:t>
+        <w:t xml:space="preserve">Start here.</w:t>
+      </w:r>
+      <w:r>
+        <w:t xml:space="preserve"> </w:t>
+      </w:r>
+      <w:r>
+        <w:t xml:space="preserve">This confirms the folder is complete and working:</w:t>
+      </w:r>
+    </w:p>
+    <w:p>
+      <w:pPr>
+        <w:pStyle w:val="SourceCode"/>
+      </w:pPr>
+      <w:r>
+        <w:rPr>
+          <w:rStyle w:val="VerbatimChar"/>
+        </w:rPr>
+        <w:t xml:space="preserve">.\leap-review-tools.exe selfcheck</w:t>
+      </w:r>
+    </w:p>
+    <w:p>
+      <w:pPr>
+        <w:pStyle w:val="FirstParagraph"/>
+      </w:pPr>
+      <w:r>
+        <w:t xml:space="preserve">You want to see</w:t>
+      </w:r>
+      <w:r>
+        <w:t xml:space="preserve"> </w:t>
+      </w:r>
+      <w:r>
+        <w:rPr>
+          <w:rStyle w:val="VerbatimChar"/>
+        </w:rPr>
+        <w:t xml:space="preserve">result : OK</w:t>
+      </w:r>
+      <w:r>
+        <w:t xml:space="preserve">.</w:t>
       </w:r>
     </w:p>
     <w:p>
@@ -1426,25 +1997,40 @@
           <w:b/>
           <w:bCs/>
         </w:rPr>
-        <w:t xml:space="preserve">Green outlines</w:t>
-      </w:r>
-      <w:r>
-        <w:t xml:space="preserve"> </w:t>
-      </w:r>
-      <w:r>
-        <w:t xml:space="preserve">mark production, import and export cells that are affected by</w:t>
-      </w:r>
-      <w:r>
-        <w:t xml:space="preserve"> </w:t>
-      </w:r>
-      <w:r>
-        <w:t xml:space="preserve">the purple ones above. They are not wrong — they are flagged so you know their</w:t>
-      </w:r>
-      <w:r>
-        <w:t xml:space="preserve"> </w:t>
-      </w:r>
-      <w:r>
-        <w:t xml:space="preserve">values depend on something that could not be checked.</w:t>
+        <w:t xml:space="preserve">Read the validation report.</w:t>
+      </w:r>
+      <w:r>
+        <w:t xml:space="preserve"> </w:t>
+      </w:r>
+      <w:r>
+        <w:t xml:space="preserve">Every run leaves one in its</w:t>
+      </w:r>
+      <w:r>
+        <w:t xml:space="preserve"> </w:t>
+      </w:r>
+      <w:r>
+        <w:rPr>
+          <w:rStyle w:val="VerbatimChar"/>
+        </w:rPr>
+        <w:t xml:space="preserve">run_records</w:t>
+      </w:r>
+      <w:r>
+        <w:t xml:space="preserve"> </w:t>
+      </w:r>
+      <w:r>
+        <w:t xml:space="preserve">folder,</w:t>
+      </w:r>
+      <w:r>
+        <w:t xml:space="preserve"> </w:t>
+      </w:r>
+      <w:r>
+        <w:t xml:space="preserve">whether it succeeded or not. If a run stopped, this file says which input was</w:t>
+      </w:r>
+      <w:r>
+        <w:t xml:space="preserve"> </w:t>
+      </w:r>
+      <w:r>
+        <w:t xml:space="preserve">wrong and what was expected. Most problems are answered here.</w:t>
       </w:r>
     </w:p>
     <w:p>
@@ -1456,364 +2042,64 @@
           <w:b/>
           <w:bCs/>
         </w:rPr>
-        <w:t xml:space="preserve">Grey</w:t>
-      </w:r>
-      <w:r>
-        <w:t xml:space="preserve"> </w:t>
-      </w:r>
-      <w:r>
-        <w:t xml:space="preserve">means the cell is not part of your balance structure at all.</w:t>
-      </w:r>
-    </w:p>
-    <w:p>
-      <w:pPr>
-        <w:pStyle w:val="BodyText"/>
-      </w:pPr>
-      <w:r>
-        <w:t xml:space="preserve">The important habit:</w:t>
-      </w:r>
-      <w:r>
-        <w:t xml:space="preserve"> </w:t>
-      </w:r>
+        <w:t xml:space="preserve">Check what it can see.</w:t>
+      </w:r>
+      <w:r>
+        <w:t xml:space="preserve"> </w:t>
+      </w:r>
+      <w:r>
+        <w:t xml:space="preserve">Run</w:t>
+      </w:r>
+      <w:r>
+        <w:t xml:space="preserve"> </w:t>
+      </w:r>
+      <w:r>
+        <w:rPr>
+          <w:rStyle w:val="VerbatimChar"/>
+        </w:rPr>
+        <w:t xml:space="preserve">list</w:t>
+      </w:r>
+      <w:r>
+        <w:t xml:space="preserve"> </w:t>
+      </w:r>
+      <w:r>
+        <w:t xml:space="preserve">again. A surprising number of problems are</w:t>
+      </w:r>
+      <w:r>
+        <w:t xml:space="preserve"> </w:t>
+      </w:r>
+      <w:r>
+        <w:t xml:space="preserve">a file in the wrong folder or a date typed differently from the filename.</w:t>
+      </w:r>
+    </w:p>
+    <w:p>
+      <w:pPr>
+        <w:pStyle w:val="BodyText"/>
+      </w:pPr>
       <w:r>
         <w:rPr>
           <w:b/>
           <w:bCs/>
         </w:rPr>
-        <w:t xml:space="preserve">a blank cell never means zero.</w:t>
-      </w:r>
-      <w:r>
-        <w:t xml:space="preserve"> </w:t>
-      </w:r>
-      <w:r>
-        <w:t xml:space="preserve">It means the comparison</w:t>
-      </w:r>
-      <w:r>
-        <w:t xml:space="preserve"> </w:t>
-      </w:r>
-      <w:r>
-        <w:t xml:space="preserve">could not be made, and the Missing Combinations sheet will tell you why.</w:t>
-      </w:r>
-    </w:p>
-    <w:bookmarkEnd w:id="25"/>
-    <w:bookmarkEnd w:id="26"/>
-    <w:bookmarkStart w:id="27" w:name="building-a-dashboard"/>
-    <w:p>
-      <w:pPr>
-        <w:pStyle w:val="Heading1"/>
-      </w:pPr>
-      <w:r>
-        <w:t xml:space="preserve">Building a dashboard</w:t>
-      </w:r>
-    </w:p>
-    <w:p>
-      <w:pPr>
-        <w:pStyle w:val="FirstParagraph"/>
-      </w:pPr>
-      <w:r>
-        <w:t xml:space="preserve">This gives you interactive web pages comparing LEAP against ESTO and the 9th</w:t>
-      </w:r>
-      <w:r>
-        <w:t xml:space="preserve"> </w:t>
-      </w:r>
-      <w:r>
-        <w:t xml:space="preserve">Outlook.</w:t>
-      </w:r>
-    </w:p>
-    <w:p>
-      <w:pPr>
-        <w:pStyle w:val="SourceCode"/>
-      </w:pPr>
-      <w:r>
-        <w:rPr>
-          <w:rStyle w:val="VerbatimChar"/>
-        </w:rPr>
-        <w:t xml:space="preserve">.\leap-review-tools.exe dashboard-from-export --economy 20_USA</w:t>
-      </w:r>
-    </w:p>
-    <w:p>
-      <w:pPr>
-        <w:pStyle w:val="FirstParagraph"/>
-      </w:pPr>
-      <w:r>
-        <w:t xml:space="preserve">This one takes longer — a few minutes — because it reads every export you have</w:t>
-      </w:r>
-      <w:r>
-        <w:t xml:space="preserve"> </w:t>
-      </w:r>
-      <w:r>
-        <w:t xml:space="preserve">for that economy, works out the comparison, and then draws several hundred</w:t>
-      </w:r>
-      <w:r>
-        <w:t xml:space="preserve"> </w:t>
-      </w:r>
-      <w:r>
-        <w:t xml:space="preserve">charts. It prints its progress as it goes.</w:t>
-      </w:r>
-    </w:p>
-    <w:p>
-      <w:pPr>
-        <w:pStyle w:val="BodyText"/>
-      </w:pPr>
-      <w:r>
-        <w:t xml:space="preserve">When it finishes, open:</w:t>
-      </w:r>
-    </w:p>
-    <w:p>
-      <w:pPr>
-        <w:pStyle w:val="SourceCode"/>
-      </w:pPr>
-      <w:r>
-        <w:rPr>
-          <w:rStyle w:val="VerbatimChar"/>
-        </w:rPr>
-        <w:t xml:space="preserve">output\20_USA\dashboard\dashboards\index.html</w:t>
-      </w:r>
-    </w:p>
-    <w:p>
-      <w:pPr>
-        <w:pStyle w:val="FirstParagraph"/>
-      </w:pPr>
-      <w:r>
-        <w:t xml:space="preserve">It opens in your web browser. No internet connection is needed; everything is in</w:t>
-      </w:r>
-      <w:r>
-        <w:t xml:space="preserve"> </w:t>
-      </w:r>
-      <w:r>
-        <w:t xml:space="preserve">the folder.</w:t>
-      </w:r>
-    </w:p>
-    <w:p>
-      <w:pPr>
-        <w:pStyle w:val="BodyText"/>
-      </w:pPr>
-      <w:r>
-        <w:t xml:space="preserve">Down the side you will find a page per sector. Each chart shows up to three</w:t>
-      </w:r>
-      <w:r>
-        <w:t xml:space="preserve"> </w:t>
-      </w:r>
-      <w:r>
-        <w:t xml:space="preserve">series: what LEAP produced, what ESTO recorded, and what the 9th Outlook</w:t>
-      </w:r>
-      <w:r>
-        <w:t xml:space="preserve"> </w:t>
-      </w:r>
-      <w:r>
-        <w:t xml:space="preserve">projects. Historical years compare against ESTO; projection years compare against</w:t>
-      </w:r>
-      <w:r>
-        <w:t xml:space="preserve"> </w:t>
-      </w:r>
-      <w:r>
-        <w:t xml:space="preserve">the 9th. You can click series names in the legend to hide or show them.</w:t>
-      </w:r>
-    </w:p>
-    <w:p>
-      <w:pPr>
-        <w:pStyle w:val="BodyText"/>
-      </w:pPr>
-      <w:r>
-        <w:t xml:space="preserve">Some sector pages may be missing. That is deliberate: if LEAP has no separately</w:t>
-      </w:r>
-      <w:r>
-        <w:t xml:space="preserve"> </w:t>
-      </w:r>
-      <w:r>
-        <w:t xml:space="preserve">modelled detail for a sector in that economy, a page would be misleading, so it</w:t>
-      </w:r>
-      <w:r>
-        <w:t xml:space="preserve"> </w:t>
-      </w:r>
-      <w:r>
-        <w:t xml:space="preserve">is left out. The run tells you which ones and why.</w:t>
-      </w:r>
-    </w:p>
-    <w:bookmarkEnd w:id="27"/>
-    <w:bookmarkStart w:id="28" w:name="where-your-results-go"/>
-    <w:p>
-      <w:pPr>
-        <w:pStyle w:val="Heading1"/>
-      </w:pPr>
-      <w:r>
-        <w:t xml:space="preserve">Where your results go</w:t>
-      </w:r>
-    </w:p>
-    <w:p>
-      <w:pPr>
-        <w:pStyle w:val="FirstParagraph"/>
-      </w:pPr>
-      <w:r>
-        <w:t xml:space="preserve">Everything is grouped by economy, so nothing you produce overwrites anything</w:t>
-      </w:r>
-      <w:r>
-        <w:t xml:space="preserve"> </w:t>
-      </w:r>
-      <w:r>
-        <w:t xml:space="preserve">else.</w:t>
-      </w:r>
-    </w:p>
-    <w:p>
-      <w:pPr>
-        <w:pStyle w:val="SourceCode"/>
-      </w:pPr>
-      <w:r>
-        <w:rPr>
-          <w:rStyle w:val="VerbatimChar"/>
-        </w:rPr>
-        <w:t xml:space="preserve">output/</w:t>
-      </w:r>
-      <w:r>
-        <w:br/>
-      </w:r>
-      <w:r>
-        <w:rPr>
-          <w:rStyle w:val="VerbatimChar"/>
-        </w:rPr>
-        <w:t xml:space="preserve">  20_USA/</w:t>
-      </w:r>
-      <w:r>
-        <w:br/>
-      </w:r>
-      <w:r>
-        <w:rPr>
-          <w:rStyle w:val="VerbatimChar"/>
-        </w:rPr>
-        <w:t xml:space="preserve">    balance_review/    workbooks for the USA</w:t>
-      </w:r>
-      <w:r>
-        <w:br/>
-      </w:r>
-      <w:r>
-        <w:rPr>
-          <w:rStyle w:val="VerbatimChar"/>
-        </w:rPr>
-        <w:t xml:space="preserve">    dashboard/         the USA dashboard</w:t>
-      </w:r>
-      <w:r>
-        <w:br/>
-      </w:r>
-      <w:r>
-        <w:rPr>
-          <w:rStyle w:val="VerbatimChar"/>
-        </w:rPr>
-        <w:t xml:space="preserve">  01_AUS/</w:t>
-      </w:r>
-      <w:r>
-        <w:br/>
-      </w:r>
-      <w:r>
-        <w:rPr>
-          <w:rStyle w:val="VerbatimChar"/>
-        </w:rPr>
-        <w:t xml:space="preserve">    balance_review/</w:t>
-      </w:r>
-      <w:r>
-        <w:br/>
-      </w:r>
-      <w:r>
-        <w:rPr>
-          <w:rStyle w:val="VerbatimChar"/>
-        </w:rPr>
-        <w:t xml:space="preserve">    dashboard/</w:t>
-      </w:r>
-    </w:p>
-    <w:p>
-      <w:pPr>
-        <w:pStyle w:val="FirstParagraph"/>
-      </w:pPr>
-      <w:r>
-        <w:t xml:space="preserve">You can review the USA today and Australia tomorrow and both remain in place.</w:t>
-      </w:r>
-      <w:r>
-        <w:t xml:space="preserve"> </w:t>
-      </w:r>
-      <w:r>
-        <w:t xml:space="preserve">Within an economy, workbooks for different scenarios and years sit side by side,</w:t>
-      </w:r>
-      <w:r>
-        <w:t xml:space="preserve"> </w:t>
-      </w:r>
-      <w:r>
-        <w:t xml:space="preserve">because the scenario and year are part of each filename.</w:t>
-      </w:r>
-    </w:p>
-    <w:p>
-      <w:pPr>
-        <w:pStyle w:val="BodyText"/>
-      </w:pPr>
-      <w:r>
-        <w:t xml:space="preserve">Beside your results you will find a</w:t>
-      </w:r>
-      <w:r>
-        <w:t xml:space="preserve"> </w:t>
-      </w:r>
-      <w:r>
-        <w:rPr>
-          <w:rStyle w:val="VerbatimChar"/>
-        </w:rPr>
-        <w:t xml:space="preserve">run_records</w:t>
-      </w:r>
-      <w:r>
-        <w:t xml:space="preserve"> </w:t>
-      </w:r>
-      <w:r>
-        <w:t xml:space="preserve">folder. Each run leaves a dated</w:t>
-      </w:r>
-      <w:r>
-        <w:t xml:space="preserve"> </w:t>
-      </w:r>
-      <w:r>
-        <w:t xml:space="preserve">record in there showing exactly which files it used and when. You can ignore it</w:t>
-      </w:r>
-      <w:r>
-        <w:t xml:space="preserve"> </w:t>
-      </w:r>
-      <w:r>
-        <w:t xml:space="preserve">day to day — it is there so that months later you can answer</w:t>
-      </w:r>
-      <w:r>
-        <w:t xml:space="preserve"> </w:t>
-      </w:r>
-      <w:r>
-        <w:t xml:space="preserve">“which export did</w:t>
-      </w:r>
-      <w:r>
-        <w:t xml:space="preserve"> </w:t>
-      </w:r>
-      <w:r>
-        <w:t xml:space="preserve">this come from?”</w:t>
-      </w:r>
-      <w:r>
-        <w:t xml:space="preserve"> </w:t>
-      </w:r>
-      <w:r>
-        <w:t xml:space="preserve">with certainty rather than memory.</w:t>
-      </w:r>
-    </w:p>
-    <w:bookmarkEnd w:id="28"/>
-    <w:bookmarkStart w:id="29" w:name="if-something-goes-wrong"/>
-    <w:p>
-      <w:pPr>
-        <w:pStyle w:val="Heading1"/>
-      </w:pPr>
-      <w:r>
-        <w:t xml:space="preserve">If something goes wrong</w:t>
-      </w:r>
-    </w:p>
-    <w:p>
-      <w:pPr>
-        <w:pStyle w:val="FirstParagraph"/>
-      </w:pPr>
-      <w:r>
-        <w:t xml:space="preserve">The tools try to explain problems in plain language rather than showing an error</w:t>
-      </w:r>
-      <w:r>
-        <w:t xml:space="preserve"> </w:t>
-      </w:r>
-      <w:r>
-        <w:t xml:space="preserve">you would need a programmer to read. Work through these in order.</w:t>
+        <w:t xml:space="preserve">If a run failed, no result was produced.</w:t>
+      </w:r>
+      <w:r>
+        <w:t xml:space="preserve"> </w:t>
+      </w:r>
+      <w:r>
+        <w:t xml:space="preserve">The tools do not write a partial</w:t>
+      </w:r>
+      <w:r>
+        <w:t xml:space="preserve"> </w:t>
+      </w:r>
+      <w:r>
+        <w:t xml:space="preserve">workbook or a half-finished dashboard. You will not accidentally use a broken</w:t>
+      </w:r>
+      <w:r>
+        <w:t xml:space="preserve"> </w:t>
+      </w:r>
+      <w:r>
+        <w:t xml:space="preserve">output.</w:t>
       </w:r>
     </w:p>
     <w:p>
@@ -1825,24 +2111,50 @@
           <w:b/>
           <w:bCs/>
         </w:rPr>
-        <w:t xml:space="preserve">Start here.</w:t>
-      </w:r>
-      <w:r>
-        <w:t xml:space="preserve"> </w:t>
-      </w:r>
-      <w:r>
-        <w:t xml:space="preserve">This confirms the folder is complete and working:</w:t>
-      </w:r>
-    </w:p>
-    <w:p>
-      <w:pPr>
-        <w:pStyle w:val="SourceCode"/>
-      </w:pPr>
-      <w:r>
-        <w:rPr>
-          <w:rStyle w:val="VerbatimChar"/>
-        </w:rPr>
-        <w:t xml:space="preserve">.\leap-review-tools.exe selfcheck</w:t>
+        <w:t xml:space="preserve">Send a support bundle.</w:t>
+      </w:r>
+      <w:r>
+        <w:t xml:space="preserve"> </w:t>
+      </w:r>
+      <w:r>
+        <w:t xml:space="preserve">Add</w:t>
+      </w:r>
+      <w:r>
+        <w:t xml:space="preserve"> </w:t>
+      </w:r>
+      <w:r>
+        <w:rPr>
+          <w:rStyle w:val="VerbatimChar"/>
+        </w:rPr>
+        <w:t xml:space="preserve">--support-bundle</w:t>
+      </w:r>
+      <w:r>
+        <w:t xml:space="preserve"> </w:t>
+      </w:r>
+      <w:r>
+        <w:t xml:space="preserve">to any command and you get a</w:t>
+      </w:r>
+      <w:r>
+        <w:t xml:space="preserve"> </w:t>
+      </w:r>
+      <w:r>
+        <w:t xml:space="preserve">ZIP in the output folder containing the run record, the checks that ran, and the</w:t>
+      </w:r>
+      <w:r>
+        <w:t xml:space="preserve"> </w:t>
+      </w:r>
+      <w:r>
+        <w:t xml:space="preserve">logs. It deliberately contains none of your data, so it is safe to email.</w:t>
+      </w:r>
+    </w:p>
+    <w:bookmarkEnd w:id="31"/>
+    <w:bookmarkStart w:id="32" w:name="updating-settings-without-a-new-version"/>
+    <w:p>
+      <w:pPr>
+        <w:pStyle w:val="Heading1"/>
+      </w:pPr>
+      <w:r>
+        <w:t xml:space="preserve">Updating settings without a new version</w:t>
       </w:r>
     </w:p>
     <w:p>
@@ -1850,19 +2162,121 @@
         <w:pStyle w:val="FirstParagraph"/>
       </w:pPr>
       <w:r>
-        <w:t xml:space="preserve">You want to see</w:t>
-      </w:r>
-      <w:r>
-        <w:t xml:space="preserve"> </w:t>
-      </w:r>
-      <w:r>
-        <w:rPr>
-          <w:rStyle w:val="VerbatimChar"/>
-        </w:rPr>
-        <w:t xml:space="preserve">result : OK</w:t>
-      </w:r>
-      <w:r>
-        <w:t xml:space="preserve">.</w:t>
+        <w:t xml:space="preserve">Beside the program there is a folder called</w:t>
+      </w:r>
+      <w:r>
+        <w:t xml:space="preserve"> </w:t>
+      </w:r>
+      <w:r>
+        <w:rPr>
+          <w:rStyle w:val="VerbatimChar"/>
+        </w:rPr>
+        <w:t xml:space="preserve">config</w:t>
+      </w:r>
+      <w:r>
+        <w:t xml:space="preserve">. It holds the settings the</w:t>
+      </w:r>
+      <w:r>
+        <w:t xml:space="preserve"> </w:t>
+      </w:r>
+      <w:r>
+        <w:t xml:space="preserve">tools use: which sectors appear on which dashboard page, the colours, the series</w:t>
+      </w:r>
+      <w:r>
+        <w:t xml:space="preserve"> </w:t>
+      </w:r>
+      <w:r>
+        <w:t xml:space="preserve">labels, and the mapping information behind the comparison.</w:t>
+      </w:r>
+    </w:p>
+    <w:p>
+      <w:pPr>
+        <w:pStyle w:val="BodyText"/>
+      </w:pPr>
+      <w:r>
+        <w:t xml:space="preserve">If your modelling team sends you a replacement for one of these files, drop it in</w:t>
+      </w:r>
+      <w:r>
+        <w:t xml:space="preserve"> </w:t>
+      </w:r>
+      <w:r>
+        <w:t xml:space="preserve">and run again. The change takes effect immediately — you do not need a new</w:t>
+      </w:r>
+      <w:r>
+        <w:t xml:space="preserve"> </w:t>
+      </w:r>
+      <w:r>
+        <w:t xml:space="preserve">version of the program. Each run records which settings it used, so a result can</w:t>
+      </w:r>
+      <w:r>
+        <w:t xml:space="preserve"> </w:t>
+      </w:r>
+      <w:r>
+        <w:t xml:space="preserve">always be traced back to the exact files behind it.</w:t>
+      </w:r>
+    </w:p>
+    <w:p>
+      <w:pPr>
+        <w:pStyle w:val="BodyText"/>
+      </w:pPr>
+      <w:r>
+        <w:t xml:space="preserve">If something behaves unexpectedly after a settings change, that record is the</w:t>
+      </w:r>
+      <w:r>
+        <w:t xml:space="preserve"> </w:t>
+      </w:r>
+      <w:r>
+        <w:t xml:space="preserve">first thing to check.</w:t>
+      </w:r>
+    </w:p>
+    <w:bookmarkEnd w:id="32"/>
+    <w:bookmarkStart w:id="34" w:name="about-the-reference-data"/>
+    <w:p>
+      <w:pPr>
+        <w:pStyle w:val="Heading1"/>
+      </w:pPr>
+      <w:r>
+        <w:t xml:space="preserve">About the reference data</w:t>
+      </w:r>
+    </w:p>
+    <w:p>
+      <w:pPr>
+        <w:pStyle w:val="FirstParagraph"/>
+      </w:pPr>
+      <w:r>
+        <w:t xml:space="preserve">Your LEAP model is compared against two reference datasets that come with the</w:t>
+      </w:r>
+      <w:r>
+        <w:t xml:space="preserve"> </w:t>
+      </w:r>
+      <w:r>
+        <w:t xml:space="preserve">tools: the ESTO historical data, and the 9th Outlook projections. You do not need</w:t>
+      </w:r>
+      <w:r>
+        <w:t xml:space="preserve"> </w:t>
+      </w:r>
+      <w:r>
+        <w:t xml:space="preserve">to supply either — they are already in the folder.</w:t>
+      </w:r>
+    </w:p>
+    <w:p>
+      <w:pPr>
+        <w:pStyle w:val="BodyText"/>
+      </w:pPr>
+      <w:r>
+        <w:t xml:space="preserve">The ESTO data is reissued once a year, and each new issue moves the base year</w:t>
+      </w:r>
+      <w:r>
+        <w:t xml:space="preserve"> </w:t>
+      </w:r>
+      <w:r>
+        <w:t xml:space="preserve">along. The version in your copy is the 2024 issue, with a base year of 2022. When</w:t>
+      </w:r>
+      <w:r>
+        <w:t xml:space="preserve"> </w:t>
+      </w:r>
+      <w:r>
+        <w:t xml:space="preserve">the 2026 issue arrives the base year becomes 2024, and so on.</w:t>
       </w:r>
     </w:p>
     <w:p>
@@ -1874,127 +2288,352 @@
           <w:b/>
           <w:bCs/>
         </w:rPr>
-        <w:t xml:space="preserve">Read the validation report.</w:t>
-      </w:r>
-      <w:r>
-        <w:t xml:space="preserve"> </w:t>
-      </w:r>
-      <w:r>
-        <w:t xml:space="preserve">Every run leaves one in its</w:t>
-      </w:r>
-      <w:r>
-        <w:t xml:space="preserve"> </w:t>
-      </w:r>
-      <w:r>
-        <w:rPr>
-          <w:rStyle w:val="VerbatimChar"/>
-        </w:rPr>
-        <w:t xml:space="preserve">run_records</w:t>
-      </w:r>
-      <w:r>
-        <w:t xml:space="preserve"> </w:t>
-      </w:r>
-      <w:r>
-        <w:t xml:space="preserve">folder,</w:t>
-      </w:r>
-      <w:r>
-        <w:t xml:space="preserve"> </w:t>
-      </w:r>
-      <w:r>
-        <w:t xml:space="preserve">whether it succeeded or not. If a run stopped, this file says which input was</w:t>
-      </w:r>
-      <w:r>
-        <w:t xml:space="preserve"> </w:t>
-      </w:r>
-      <w:r>
-        <w:t xml:space="preserve">wrong and what was expected. Most problems are answered here.</w:t>
-      </w:r>
-    </w:p>
-    <w:p>
-      <w:pPr>
-        <w:pStyle w:val="BodyText"/>
-      </w:pPr>
-      <w:r>
-        <w:rPr>
-          <w:b/>
-          <w:bCs/>
-        </w:rPr>
-        <w:t xml:space="preserve">Check what it can see.</w:t>
-      </w:r>
-      <w:r>
-        <w:t xml:space="preserve"> </w:t>
-      </w:r>
-      <w:r>
-        <w:t xml:space="preserve">Run</w:t>
-      </w:r>
-      <w:r>
-        <w:t xml:space="preserve"> </w:t>
-      </w:r>
-      <w:r>
-        <w:rPr>
-          <w:rStyle w:val="VerbatimChar"/>
-        </w:rPr>
-        <w:t xml:space="preserve">list</w:t>
-      </w:r>
-      <w:r>
-        <w:t xml:space="preserve"> </w:t>
-      </w:r>
-      <w:r>
-        <w:t xml:space="preserve">again. A surprising number of problems are</w:t>
-      </w:r>
-      <w:r>
-        <w:t xml:space="preserve"> </w:t>
-      </w:r>
-      <w:r>
-        <w:t xml:space="preserve">a file in the wrong folder or a date typed differently from the filename.</w:t>
-      </w:r>
-    </w:p>
-    <w:p>
-      <w:pPr>
-        <w:pStyle w:val="BodyText"/>
-      </w:pPr>
-      <w:r>
-        <w:rPr>
-          <w:b/>
-          <w:bCs/>
-        </w:rPr>
-        <w:t xml:space="preserve">If a run failed, no result was produced.</w:t>
-      </w:r>
-      <w:r>
-        <w:t xml:space="preserve"> </w:t>
-      </w:r>
-      <w:r>
-        <w:t xml:space="preserve">The tools do not write a partial</w:t>
-      </w:r>
-      <w:r>
-        <w:t xml:space="preserve"> </w:t>
-      </w:r>
-      <w:r>
-        <w:t xml:space="preserve">workbook or a half-finished dashboard. You will not accidentally use a broken</w:t>
-      </w:r>
-      <w:r>
-        <w:t xml:space="preserve"> </w:t>
-      </w:r>
-      <w:r>
-        <w:t xml:space="preserve">output.</w:t>
-      </w:r>
-    </w:p>
-    <w:p>
-      <w:pPr>
-        <w:pStyle w:val="BodyText"/>
-      </w:pPr>
-      <w:r>
-        <w:rPr>
-          <w:b/>
-          <w:bCs/>
-        </w:rPr>
-        <w:t xml:space="preserve">Send a support bundle.</w:t>
-      </w:r>
-      <w:r>
-        <w:t xml:space="preserve"> </w:t>
-      </w:r>
-      <w:r>
-        <w:t xml:space="preserve">Add</w:t>
+        <w:t xml:space="preserve">You can use a newer ESTO file without waiting for a new version of the tools.</w:t>
+      </w:r>
+      <w:r>
+        <w:t xml:space="preserve"> </w:t>
+      </w:r>
+      <w:r>
+        <w:t xml:space="preserve">Point either command at it:</w:t>
+      </w:r>
+    </w:p>
+    <w:p>
+      <w:pPr>
+        <w:pStyle w:val="SourceCode"/>
+      </w:pPr>
+      <w:r>
+        <w:rPr>
+          <w:rStyle w:val="VerbatimChar"/>
+        </w:rPr>
+        <w:t xml:space="preserve">.\leap-review-tools.exe dashboard-from-export --economy 20_USA --esto-table-path "input\00APEC_2026_low_with_subtotals.csv"</w:t>
+      </w:r>
+    </w:p>
+    <w:p>
+      <w:pPr>
+        <w:pStyle w:val="FirstParagraph"/>
+      </w:pPr>
+      <w:r>
+        <w:t xml:space="preserve">Both tools then use your file, and the base year moves with it automatically —</w:t>
+      </w:r>
+      <w:r>
+        <w:t xml:space="preserve"> </w:t>
+      </w:r>
+      <w:r>
+        <w:t xml:space="preserve">the tools read it from the file rather than being told. The comparison rows are</w:t>
+      </w:r>
+      <w:r>
+        <w:t xml:space="preserve"> </w:t>
+      </w:r>
+      <w:r>
+        <w:t xml:space="preserve">rebuilt from your data the first time you use a given file, which adds a couple</w:t>
+      </w:r>
+      <w:r>
+        <w:t xml:space="preserve"> </w:t>
+      </w:r>
+      <w:r>
+        <w:t xml:space="preserve">of minutes; after that it is remembered.</w:t>
+      </w:r>
+    </w:p>
+    <w:p>
+      <w:pPr>
+        <w:pStyle w:val="BodyText"/>
+      </w:pPr>
+      <w:r>
+        <w:t xml:space="preserve">Two things worth knowing. An ESTO update does not change the projections — the</w:t>
+      </w:r>
+      <w:r>
+        <w:t xml:space="preserve"> </w:t>
+      </w:r>
+      <w:r>
+        <w:t xml:space="preserve">9th Outlook is finished and will not be reissued. In future this comparison may</w:t>
+      </w:r>
+      <w:r>
+        <w:t xml:space="preserve"> </w:t>
+      </w:r>
+      <w:r>
+        <w:t xml:space="preserve">be run against a different projection instead, with its own mappings to the LEAP</w:t>
+      </w:r>
+      <w:r>
+        <w:t xml:space="preserve"> </w:t>
+      </w:r>
+      <w:r>
+        <w:t xml:space="preserve">and ESTO data; the tools are built to accommodate that when it happens. And each</w:t>
+      </w:r>
+      <w:r>
+        <w:t xml:space="preserve"> </w:t>
+      </w:r>
+      <w:r>
+        <w:t xml:space="preserve">run records which file it used, so a result can always be traced back to the data</w:t>
+      </w:r>
+      <w:r>
+        <w:t xml:space="preserve"> </w:t>
+      </w:r>
+      <w:r>
+        <w:t xml:space="preserve">behind it.</w:t>
+      </w:r>
+    </w:p>
+    <w:p>
+      <w:pPr>
+        <w:pStyle w:val="BodyText"/>
+      </w:pPr>
+      <w:r>
+        <w:t xml:space="preserve">If you would rather not manage this yourself, that is fine too: your modelling</w:t>
+      </w:r>
+      <w:r>
+        <w:t xml:space="preserve"> </w:t>
+      </w:r>
+      <w:r>
+        <w:t xml:space="preserve">team will send a new version of the tools with the newer data already in it.</w:t>
+      </w:r>
+    </w:p>
+    <w:bookmarkStart w:id="33" w:name="please-never-edit-the-reference-data"/>
+    <w:p>
+      <w:pPr>
+        <w:pStyle w:val="Heading2"/>
+      </w:pPr>
+      <w:r>
+        <w:t xml:space="preserve">Please never edit the reference data</w:t>
+      </w:r>
+    </w:p>
+    <w:p>
+      <w:pPr>
+        <w:pStyle w:val="FirstParagraph"/>
+      </w:pPr>
+      <w:r>
+        <w:t xml:space="preserve">It is a plain spreadsheet file, so it can be opened and changed — but please</w:t>
+      </w:r>
+      <w:r>
+        <w:t xml:space="preserve"> </w:t>
+      </w:r>
+      <w:r>
+        <w:t xml:space="preserve">don’t, even to correct something that looks wrong.</w:t>
+      </w:r>
+    </w:p>
+    <w:p>
+      <w:pPr>
+        <w:pStyle w:val="BodyText"/>
+      </w:pPr>
+      <w:r>
+        <w:t xml:space="preserve">The tools already add the rows a particular ESTO issue is missing. Newer</w:t>
+      </w:r>
+      <w:r>
+        <w:t xml:space="preserve"> </w:t>
+      </w:r>
+      <w:r>
+        <w:t xml:space="preserve">categories such as datacentres and hydrogen transformation are filled in</w:t>
+      </w:r>
+      <w:r>
+        <w:t xml:space="preserve"> </w:t>
+      </w:r>
+      <w:r>
+        <w:t xml:space="preserve">automatically from a reviewed list, with zero values, so the structure is</w:t>
+      </w:r>
+      <w:r>
+        <w:t xml:space="preserve"> </w:t>
+      </w:r>
+      <w:r>
+        <w:t xml:space="preserve">complete. A row you add by hand skips that review and will not match what the</w:t>
+      </w:r>
+      <w:r>
+        <w:t xml:space="preserve"> </w:t>
+      </w:r>
+      <w:r>
+        <w:t xml:space="preserve">comparison expects.</w:t>
+      </w:r>
+    </w:p>
+    <w:p>
+      <w:pPr>
+        <w:pStyle w:val="BodyText"/>
+      </w:pPr>
+      <w:r>
+        <w:t xml:space="preserve">The tools also adjust the data as they read it — own-use and loss rows are</w:t>
+      </w:r>
+      <w:r>
+        <w:t xml:space="preserve"> </w:t>
+      </w:r>
+      <w:r>
+        <w:t xml:space="preserve">sign-corrected, and subtotal rows are set aside so nothing is counted twice. So a</w:t>
+      </w:r>
+      <w:r>
+        <w:t xml:space="preserve"> </w:t>
+      </w:r>
+      <w:r>
+        <w:t xml:space="preserve">value in the file will not always look like the value in your results, and that</w:t>
+      </w:r>
+      <w:r>
+        <w:t xml:space="preserve"> </w:t>
+      </w:r>
+      <w:r>
+        <w:t xml:space="preserve">is correct rather than a sign of a problem.</w:t>
+      </w:r>
+    </w:p>
+    <w:p>
+      <w:pPr>
+        <w:pStyle w:val="BodyText"/>
+      </w:pPr>
+      <w:r>
+        <w:t xml:space="preserve">Every run records exactly which reference files it used. A file that has been</w:t>
+      </w:r>
+      <w:r>
+        <w:t xml:space="preserve"> </w:t>
+      </w:r>
+      <w:r>
+        <w:t xml:space="preserve">edited by hand is one nobody else has, which means a result built on it cannot be</w:t>
+      </w:r>
+      <w:r>
+        <w:t xml:space="preserve"> </w:t>
+      </w:r>
+      <w:r>
+        <w:t xml:space="preserve">reproduced or checked by anyone else.</w:t>
+      </w:r>
+    </w:p>
+    <w:p>
+      <w:pPr>
+        <w:pStyle w:val="BodyText"/>
+      </w:pPr>
+      <w:r>
+        <w:t xml:space="preserve">If a value looks wrong, or a row you expect is missing, that is worth raising —</w:t>
+      </w:r>
+      <w:r>
+        <w:t xml:space="preserve"> </w:t>
+      </w:r>
+      <w:r>
+        <w:t xml:space="preserve">it is usually a question about the mapping rather than something to patch in the</w:t>
+      </w:r>
+      <w:r>
+        <w:t xml:space="preserve"> </w:t>
+      </w:r>
+      <w:r>
+        <w:t xml:space="preserve">data.</w:t>
+      </w:r>
+    </w:p>
+    <w:bookmarkEnd w:id="33"/>
+    <w:bookmarkEnd w:id="34"/>
+    <w:bookmarkStart w:id="35" w:name="quick-reference"/>
+    <w:p>
+      <w:pPr>
+        <w:pStyle w:val="Heading1"/>
+      </w:pPr>
+      <w:r>
+        <w:t xml:space="preserve">Quick reference</w:t>
+      </w:r>
+    </w:p>
+    <w:p>
+      <w:pPr>
+        <w:pStyle w:val="FirstParagraph"/>
+      </w:pPr>
+      <w:r>
+        <w:t xml:space="preserve">See what the tools can find:</w:t>
+      </w:r>
+    </w:p>
+    <w:p>
+      <w:pPr>
+        <w:pStyle w:val="SourceCode"/>
+      </w:pPr>
+      <w:r>
+        <w:rPr>
+          <w:rStyle w:val="VerbatimChar"/>
+        </w:rPr>
+        <w:t xml:space="preserve">.\leap-review-tools.exe list</w:t>
+      </w:r>
+    </w:p>
+    <w:p>
+      <w:pPr>
+        <w:pStyle w:val="FirstParagraph"/>
+      </w:pPr>
+      <w:r>
+        <w:t xml:space="preserve">Check the folder is intact:</w:t>
+      </w:r>
+    </w:p>
+    <w:p>
+      <w:pPr>
+        <w:pStyle w:val="SourceCode"/>
+      </w:pPr>
+      <w:r>
+        <w:rPr>
+          <w:rStyle w:val="VerbatimChar"/>
+        </w:rPr>
+        <w:t xml:space="preserve">.\leap-review-tools.exe selfcheck</w:t>
+      </w:r>
+    </w:p>
+    <w:p>
+      <w:pPr>
+        <w:pStyle w:val="FirstParagraph"/>
+      </w:pPr>
+      <w:r>
+        <w:t xml:space="preserve">Build a balance-review workbook:</w:t>
+      </w:r>
+    </w:p>
+    <w:p>
+      <w:pPr>
+        <w:pStyle w:val="SourceCode"/>
+      </w:pPr>
+      <w:r>
+        <w:rPr>
+          <w:rStyle w:val="VerbatimChar"/>
+        </w:rPr>
+        <w:t xml:space="preserve">.\leap-review-tools.exe balance-review-from-export --economy 20_USA --scenario Target --year 2022</w:t>
+      </w:r>
+    </w:p>
+    <w:p>
+      <w:pPr>
+        <w:pStyle w:val="FirstParagraph"/>
+      </w:pPr>
+      <w:r>
+        <w:t xml:space="preserve">Build a dashboard:</w:t>
+      </w:r>
+    </w:p>
+    <w:p>
+      <w:pPr>
+        <w:pStyle w:val="SourceCode"/>
+      </w:pPr>
+      <w:r>
+        <w:rPr>
+          <w:rStyle w:val="VerbatimChar"/>
+        </w:rPr>
+        <w:t xml:space="preserve">.\leap-review-tools.exe dashboard-from-export --economy 20_USA</w:t>
+      </w:r>
+    </w:p>
+    <w:p>
+      <w:pPr>
+        <w:pStyle w:val="FirstParagraph"/>
+      </w:pPr>
+      <w:r>
+        <w:t xml:space="preserve">See what this copy contains and where it writes:</w:t>
+      </w:r>
+    </w:p>
+    <w:p>
+      <w:pPr>
+        <w:pStyle w:val="SourceCode"/>
+      </w:pPr>
+      <w:r>
+        <w:rPr>
+          <w:rStyle w:val="VerbatimChar"/>
+        </w:rPr>
+        <w:t xml:space="preserve">.\leap-review-tools.exe info</w:t>
+      </w:r>
+    </w:p>
+    <w:p>
+      <w:pPr>
+        <w:pStyle w:val="FirstParagraph"/>
+      </w:pPr>
+      <w:r>
+        <w:t xml:space="preserve">Any command also accepts</w:t>
+      </w:r>
+      <w:r>
+        <w:t xml:space="preserve"> </w:t>
+      </w:r>
+      <w:r>
+        <w:rPr>
+          <w:rStyle w:val="VerbatimChar"/>
+        </w:rPr>
+        <w:t xml:space="preserve">--run-label</w:t>
+      </w:r>
+      <w:r>
+        <w:t xml:space="preserve"> </w:t>
+      </w:r>
+      <w:r>
+        <w:t xml:space="preserve">to name a run, and</w:t>
       </w:r>
       <w:r>
         <w:t xml:space="preserve"> </w:t>
@@ -2009,504 +2648,6 @@
         <w:t xml:space="preserve"> </w:t>
       </w:r>
       <w:r>
-        <w:t xml:space="preserve">to any command and you get a</w:t>
-      </w:r>
-      <w:r>
-        <w:t xml:space="preserve"> </w:t>
-      </w:r>
-      <w:r>
-        <w:t xml:space="preserve">ZIP in the output folder containing the run record, the checks that ran, and the</w:t>
-      </w:r>
-      <w:r>
-        <w:t xml:space="preserve"> </w:t>
-      </w:r>
-      <w:r>
-        <w:t xml:space="preserve">logs. It deliberately contains none of your data, so it is safe to email.</w:t>
-      </w:r>
-    </w:p>
-    <w:bookmarkEnd w:id="29"/>
-    <w:bookmarkStart w:id="30" w:name="updating-settings-without-a-new-version"/>
-    <w:p>
-      <w:pPr>
-        <w:pStyle w:val="Heading1"/>
-      </w:pPr>
-      <w:r>
-        <w:t xml:space="preserve">Updating settings without a new version</w:t>
-      </w:r>
-    </w:p>
-    <w:p>
-      <w:pPr>
-        <w:pStyle w:val="FirstParagraph"/>
-      </w:pPr>
-      <w:r>
-        <w:t xml:space="preserve">Beside the program there is a folder called</w:t>
-      </w:r>
-      <w:r>
-        <w:t xml:space="preserve"> </w:t>
-      </w:r>
-      <w:r>
-        <w:rPr>
-          <w:rStyle w:val="VerbatimChar"/>
-        </w:rPr>
-        <w:t xml:space="preserve">config</w:t>
-      </w:r>
-      <w:r>
-        <w:t xml:space="preserve">. It holds the settings the</w:t>
-      </w:r>
-      <w:r>
-        <w:t xml:space="preserve"> </w:t>
-      </w:r>
-      <w:r>
-        <w:t xml:space="preserve">tools use: which sectors appear on which dashboard page, the colours, the series</w:t>
-      </w:r>
-      <w:r>
-        <w:t xml:space="preserve"> </w:t>
-      </w:r>
-      <w:r>
-        <w:t xml:space="preserve">labels, and the mapping information behind the comparison.</w:t>
-      </w:r>
-    </w:p>
-    <w:p>
-      <w:pPr>
-        <w:pStyle w:val="BodyText"/>
-      </w:pPr>
-      <w:r>
-        <w:t xml:space="preserve">If your modelling team sends you a replacement for one of these files, drop it in</w:t>
-      </w:r>
-      <w:r>
-        <w:t xml:space="preserve"> </w:t>
-      </w:r>
-      <w:r>
-        <w:t xml:space="preserve">and run again. The change takes effect immediately — you do not need a new</w:t>
-      </w:r>
-      <w:r>
-        <w:t xml:space="preserve"> </w:t>
-      </w:r>
-      <w:r>
-        <w:t xml:space="preserve">version of the program. Each run records which settings it used, so a result can</w:t>
-      </w:r>
-      <w:r>
-        <w:t xml:space="preserve"> </w:t>
-      </w:r>
-      <w:r>
-        <w:t xml:space="preserve">always be traced back to the exact files behind it.</w:t>
-      </w:r>
-    </w:p>
-    <w:p>
-      <w:pPr>
-        <w:pStyle w:val="BodyText"/>
-      </w:pPr>
-      <w:r>
-        <w:t xml:space="preserve">If something behaves unexpectedly after a settings change, that record is the</w:t>
-      </w:r>
-      <w:r>
-        <w:t xml:space="preserve"> </w:t>
-      </w:r>
-      <w:r>
-        <w:t xml:space="preserve">first thing to check.</w:t>
-      </w:r>
-    </w:p>
-    <w:bookmarkEnd w:id="30"/>
-    <w:bookmarkStart w:id="32" w:name="about-the-reference-data"/>
-    <w:p>
-      <w:pPr>
-        <w:pStyle w:val="Heading1"/>
-      </w:pPr>
-      <w:r>
-        <w:t xml:space="preserve">About the reference data</w:t>
-      </w:r>
-    </w:p>
-    <w:p>
-      <w:pPr>
-        <w:pStyle w:val="FirstParagraph"/>
-      </w:pPr>
-      <w:r>
-        <w:t xml:space="preserve">Your LEAP model is compared against two reference datasets that come with the</w:t>
-      </w:r>
-      <w:r>
-        <w:t xml:space="preserve"> </w:t>
-      </w:r>
-      <w:r>
-        <w:t xml:space="preserve">tools: the ESTO historical data, and the 9th Outlook projections. You do not need</w:t>
-      </w:r>
-      <w:r>
-        <w:t xml:space="preserve"> </w:t>
-      </w:r>
-      <w:r>
-        <w:t xml:space="preserve">to supply either — they are already in the folder.</w:t>
-      </w:r>
-    </w:p>
-    <w:p>
-      <w:pPr>
-        <w:pStyle w:val="BodyText"/>
-      </w:pPr>
-      <w:r>
-        <w:t xml:space="preserve">The ESTO data is reissued once a year, and each new issue moves the base year</w:t>
-      </w:r>
-      <w:r>
-        <w:t xml:space="preserve"> </w:t>
-      </w:r>
-      <w:r>
-        <w:t xml:space="preserve">along. The version in your copy is the 2024 issue, with a base year of 2022. When</w:t>
-      </w:r>
-      <w:r>
-        <w:t xml:space="preserve"> </w:t>
-      </w:r>
-      <w:r>
-        <w:t xml:space="preserve">the 2026 issue arrives the base year becomes 2024, and so on.</w:t>
-      </w:r>
-    </w:p>
-    <w:p>
-      <w:pPr>
-        <w:pStyle w:val="BodyText"/>
-      </w:pPr>
-      <w:r>
-        <w:rPr>
-          <w:b/>
-          <w:bCs/>
-        </w:rPr>
-        <w:t xml:space="preserve">You can use a newer ESTO file without waiting for a new version of the tools.</w:t>
-      </w:r>
-      <w:r>
-        <w:t xml:space="preserve"> </w:t>
-      </w:r>
-      <w:r>
-        <w:t xml:space="preserve">Point either command at it:</w:t>
-      </w:r>
-    </w:p>
-    <w:p>
-      <w:pPr>
-        <w:pStyle w:val="SourceCode"/>
-      </w:pPr>
-      <w:r>
-        <w:rPr>
-          <w:rStyle w:val="VerbatimChar"/>
-        </w:rPr>
-        <w:t xml:space="preserve">.\leap-review-tools.exe dashboard-from-export --economy 20_USA --esto-table-path "input\00APEC_2026_low_with_subtotals.csv"</w:t>
-      </w:r>
-    </w:p>
-    <w:p>
-      <w:pPr>
-        <w:pStyle w:val="FirstParagraph"/>
-      </w:pPr>
-      <w:r>
-        <w:t xml:space="preserve">Both tools then use your file, and the base year moves with it automatically —</w:t>
-      </w:r>
-      <w:r>
-        <w:t xml:space="preserve"> </w:t>
-      </w:r>
-      <w:r>
-        <w:t xml:space="preserve">the tools read it from the file rather than being told. The comparison rows are</w:t>
-      </w:r>
-      <w:r>
-        <w:t xml:space="preserve"> </w:t>
-      </w:r>
-      <w:r>
-        <w:t xml:space="preserve">rebuilt from your data the first time you use a given file, which adds a couple</w:t>
-      </w:r>
-      <w:r>
-        <w:t xml:space="preserve"> </w:t>
-      </w:r>
-      <w:r>
-        <w:t xml:space="preserve">of minutes; after that it is remembered.</w:t>
-      </w:r>
-    </w:p>
-    <w:p>
-      <w:pPr>
-        <w:pStyle w:val="BodyText"/>
-      </w:pPr>
-      <w:r>
-        <w:t xml:space="preserve">Two things worth knowing. The 9th Outlook projections are on their own release</w:t>
-      </w:r>
-      <w:r>
-        <w:t xml:space="preserve"> </w:t>
-      </w:r>
-      <w:r>
-        <w:t xml:space="preserve">cycle, so an ESTO update does not change them. And each run records which file it</w:t>
-      </w:r>
-      <w:r>
-        <w:t xml:space="preserve"> </w:t>
-      </w:r>
-      <w:r>
-        <w:t xml:space="preserve">used, so a result can always be traced back to the data behind it.</w:t>
-      </w:r>
-    </w:p>
-    <w:p>
-      <w:pPr>
-        <w:pStyle w:val="BodyText"/>
-      </w:pPr>
-      <w:r>
-        <w:t xml:space="preserve">If you would rather not manage this yourself, that is fine too: your modelling</w:t>
-      </w:r>
-      <w:r>
-        <w:t xml:space="preserve"> </w:t>
-      </w:r>
-      <w:r>
-        <w:t xml:space="preserve">team will send a new version of the tools with the newer data already in it.</w:t>
-      </w:r>
-    </w:p>
-    <w:bookmarkStart w:id="31" w:name="please-never-edit-the-reference-data"/>
-    <w:p>
-      <w:pPr>
-        <w:pStyle w:val="Heading2"/>
-      </w:pPr>
-      <w:r>
-        <w:t xml:space="preserve">Please never edit the reference data</w:t>
-      </w:r>
-    </w:p>
-    <w:p>
-      <w:pPr>
-        <w:pStyle w:val="FirstParagraph"/>
-      </w:pPr>
-      <w:r>
-        <w:t xml:space="preserve">It is a plain spreadsheet file, so it can be opened and changed — but please</w:t>
-      </w:r>
-      <w:r>
-        <w:t xml:space="preserve"> </w:t>
-      </w:r>
-      <w:r>
-        <w:t xml:space="preserve">don’t, even to correct something that looks wrong.</w:t>
-      </w:r>
-    </w:p>
-    <w:p>
-      <w:pPr>
-        <w:pStyle w:val="BodyText"/>
-      </w:pPr>
-      <w:r>
-        <w:t xml:space="preserve">The tools already add the rows a particular ESTO issue is missing. Newer</w:t>
-      </w:r>
-      <w:r>
-        <w:t xml:space="preserve"> </w:t>
-      </w:r>
-      <w:r>
-        <w:t xml:space="preserve">categories such as datacentres and hydrogen transformation are filled in</w:t>
-      </w:r>
-      <w:r>
-        <w:t xml:space="preserve"> </w:t>
-      </w:r>
-      <w:r>
-        <w:t xml:space="preserve">automatically from a reviewed list, with zero values, so the structure is</w:t>
-      </w:r>
-      <w:r>
-        <w:t xml:space="preserve"> </w:t>
-      </w:r>
-      <w:r>
-        <w:t xml:space="preserve">complete. A row you add by hand skips that review and will not match what the</w:t>
-      </w:r>
-      <w:r>
-        <w:t xml:space="preserve"> </w:t>
-      </w:r>
-      <w:r>
-        <w:t xml:space="preserve">comparison expects.</w:t>
-      </w:r>
-    </w:p>
-    <w:p>
-      <w:pPr>
-        <w:pStyle w:val="BodyText"/>
-      </w:pPr>
-      <w:r>
-        <w:t xml:space="preserve">The tools also adjust the data as they read it — own-use and loss rows are</w:t>
-      </w:r>
-      <w:r>
-        <w:t xml:space="preserve"> </w:t>
-      </w:r>
-      <w:r>
-        <w:t xml:space="preserve">sign-corrected, and subtotal rows are set aside so nothing is counted twice. So a</w:t>
-      </w:r>
-      <w:r>
-        <w:t xml:space="preserve"> </w:t>
-      </w:r>
-      <w:r>
-        <w:t xml:space="preserve">value in the file will not always look like the value in your results, and that</w:t>
-      </w:r>
-      <w:r>
-        <w:t xml:space="preserve"> </w:t>
-      </w:r>
-      <w:r>
-        <w:t xml:space="preserve">is correct rather than a sign of a problem.</w:t>
-      </w:r>
-    </w:p>
-    <w:p>
-      <w:pPr>
-        <w:pStyle w:val="BodyText"/>
-      </w:pPr>
-      <w:r>
-        <w:t xml:space="preserve">Every run records exactly which reference files it used. A file that has been</w:t>
-      </w:r>
-      <w:r>
-        <w:t xml:space="preserve"> </w:t>
-      </w:r>
-      <w:r>
-        <w:t xml:space="preserve">edited by hand is one nobody else has, which means a result built on it cannot be</w:t>
-      </w:r>
-      <w:r>
-        <w:t xml:space="preserve"> </w:t>
-      </w:r>
-      <w:r>
-        <w:t xml:space="preserve">reproduced or checked by anyone else.</w:t>
-      </w:r>
-    </w:p>
-    <w:p>
-      <w:pPr>
-        <w:pStyle w:val="BodyText"/>
-      </w:pPr>
-      <w:r>
-        <w:t xml:space="preserve">If a value looks wrong, or a row you expect is missing, that is worth raising —</w:t>
-      </w:r>
-      <w:r>
-        <w:t xml:space="preserve"> </w:t>
-      </w:r>
-      <w:r>
-        <w:t xml:space="preserve">it is usually a question about the mapping rather than something to patch in the</w:t>
-      </w:r>
-      <w:r>
-        <w:t xml:space="preserve"> </w:t>
-      </w:r>
-      <w:r>
-        <w:t xml:space="preserve">data.</w:t>
-      </w:r>
-    </w:p>
-    <w:bookmarkEnd w:id="31"/>
-    <w:bookmarkEnd w:id="32"/>
-    <w:bookmarkStart w:id="33" w:name="quick-reference"/>
-    <w:p>
-      <w:pPr>
-        <w:pStyle w:val="Heading1"/>
-      </w:pPr>
-      <w:r>
-        <w:t xml:space="preserve">Quick reference</w:t>
-      </w:r>
-    </w:p>
-    <w:p>
-      <w:pPr>
-        <w:pStyle w:val="FirstParagraph"/>
-      </w:pPr>
-      <w:r>
-        <w:t xml:space="preserve">See what the tools can find:</w:t>
-      </w:r>
-    </w:p>
-    <w:p>
-      <w:pPr>
-        <w:pStyle w:val="SourceCode"/>
-      </w:pPr>
-      <w:r>
-        <w:rPr>
-          <w:rStyle w:val="VerbatimChar"/>
-        </w:rPr>
-        <w:t xml:space="preserve">.\leap-review-tools.exe list</w:t>
-      </w:r>
-    </w:p>
-    <w:p>
-      <w:pPr>
-        <w:pStyle w:val="FirstParagraph"/>
-      </w:pPr>
-      <w:r>
-        <w:t xml:space="preserve">Check the folder is intact:</w:t>
-      </w:r>
-    </w:p>
-    <w:p>
-      <w:pPr>
-        <w:pStyle w:val="SourceCode"/>
-      </w:pPr>
-      <w:r>
-        <w:rPr>
-          <w:rStyle w:val="VerbatimChar"/>
-        </w:rPr>
-        <w:t xml:space="preserve">.\leap-review-tools.exe selfcheck</w:t>
-      </w:r>
-    </w:p>
-    <w:p>
-      <w:pPr>
-        <w:pStyle w:val="FirstParagraph"/>
-      </w:pPr>
-      <w:r>
-        <w:t xml:space="preserve">Build a balance-review workbook:</w:t>
-      </w:r>
-    </w:p>
-    <w:p>
-      <w:pPr>
-        <w:pStyle w:val="SourceCode"/>
-      </w:pPr>
-      <w:r>
-        <w:rPr>
-          <w:rStyle w:val="VerbatimChar"/>
-        </w:rPr>
-        <w:t xml:space="preserve">.\leap-review-tools.exe balance-review-from-export --economy 20_USA --scenario Target --year 2022</w:t>
-      </w:r>
-    </w:p>
-    <w:p>
-      <w:pPr>
-        <w:pStyle w:val="FirstParagraph"/>
-      </w:pPr>
-      <w:r>
-        <w:t xml:space="preserve">Build a dashboard:</w:t>
-      </w:r>
-    </w:p>
-    <w:p>
-      <w:pPr>
-        <w:pStyle w:val="SourceCode"/>
-      </w:pPr>
-      <w:r>
-        <w:rPr>
-          <w:rStyle w:val="VerbatimChar"/>
-        </w:rPr>
-        <w:t xml:space="preserve">.\leap-review-tools.exe dashboard-from-export --economy 20_USA</w:t>
-      </w:r>
-    </w:p>
-    <w:p>
-      <w:pPr>
-        <w:pStyle w:val="FirstParagraph"/>
-      </w:pPr>
-      <w:r>
-        <w:t xml:space="preserve">See what this copy contains and where it writes:</w:t>
-      </w:r>
-    </w:p>
-    <w:p>
-      <w:pPr>
-        <w:pStyle w:val="SourceCode"/>
-      </w:pPr>
-      <w:r>
-        <w:rPr>
-          <w:rStyle w:val="VerbatimChar"/>
-        </w:rPr>
-        <w:t xml:space="preserve">.\leap-review-tools.exe info</w:t>
-      </w:r>
-    </w:p>
-    <w:p>
-      <w:pPr>
-        <w:pStyle w:val="FirstParagraph"/>
-      </w:pPr>
-      <w:r>
-        <w:t xml:space="preserve">Any command also accepts</w:t>
-      </w:r>
-      <w:r>
-        <w:t xml:space="preserve"> </w:t>
-      </w:r>
-      <w:r>
-        <w:rPr>
-          <w:rStyle w:val="VerbatimChar"/>
-        </w:rPr>
-        <w:t xml:space="preserve">--run-label</w:t>
-      </w:r>
-      <w:r>
-        <w:t xml:space="preserve"> </w:t>
-      </w:r>
-      <w:r>
-        <w:t xml:space="preserve">to name a run, and</w:t>
-      </w:r>
-      <w:r>
-        <w:t xml:space="preserve"> </w:t>
-      </w:r>
-      <w:r>
-        <w:rPr>
-          <w:rStyle w:val="VerbatimChar"/>
-        </w:rPr>
-        <w:t xml:space="preserve">--support-bundle</w:t>
-      </w:r>
-      <w:r>
-        <w:t xml:space="preserve"> </w:t>
-      </w:r>
-      <w:r>
         <w:t xml:space="preserve">to</w:t>
       </w:r>
       <w:r>
@@ -2530,7 +2671,7 @@
         <w:t xml:space="preserve">what you want to do and take you through the inputs one at a time.</w:t>
       </w:r>
     </w:p>
-    <w:bookmarkEnd w:id="33"/>
+    <w:bookmarkEnd w:id="35"/>
     <w:sectPr>
       <w:footnotePr>
         <w:numRestart w:val="eachSect"/>
@@ -2641,8 +2782,114 @@
       </w:pPr>
     </w:lvl>
   </w:abstractNum>
+  <w:abstractNum w:abstractNumId="991">
+    <w:nsid w:val="0000A991"/>
+    <w:multiLevelType w:val="multilevel"/>
+    <w:lvl w:ilvl="0">
+      <w:numFmt w:val="bullet"/>
+      <w:lvlText w:val=""/>
+      <w:lvlJc w:val="left"/>
+      <w:pPr>
+        <w:ind w:left="720" w:hanging="360"/>
+      </w:pPr>
+      <w:rPr>
+        <w:rFonts w:ascii="Symbol" w:hAnsi="Symbol" w:cs="Symbol" w:hint="default"/>
+      </w:rPr>
+    </w:lvl>
+    <w:lvl w:ilvl="1">
+      <w:numFmt w:val="bullet"/>
+      <w:lvlText w:val="o"/>
+      <w:lvlJc w:val="left"/>
+      <w:pPr>
+        <w:ind w:left="1440" w:hanging="360"/>
+      </w:pPr>
+      <w:rPr>
+        <w:rFonts w:ascii="Courier New" w:hAnsi="Courier New" w:cs="Courier New" w:hint="default"/>
+      </w:rPr>
+    </w:lvl>
+    <w:lvl w:ilvl="2">
+      <w:numFmt w:val="bullet"/>
+      <w:lvlText w:val=""/>
+      <w:lvlJc w:val="left"/>
+      <w:pPr>
+        <w:ind w:left="2160" w:hanging="360"/>
+      </w:pPr>
+      <w:rPr>
+        <w:rFonts w:ascii="Wingdings" w:hAnsi="Wingdings" w:cs="Wingdings" w:hint="default"/>
+      </w:rPr>
+    </w:lvl>
+    <w:lvl w:ilvl="3">
+      <w:numFmt w:val="bullet"/>
+      <w:lvlText w:val=""/>
+      <w:lvlJc w:val="left"/>
+      <w:pPr>
+        <w:ind w:left="2880" w:hanging="360"/>
+      </w:pPr>
+      <w:rPr>
+        <w:rFonts w:ascii="Symbol" w:hAnsi="Symbol" w:cs="Symbol" w:hint="default"/>
+      </w:rPr>
+    </w:lvl>
+    <w:lvl w:ilvl="4">
+      <w:numFmt w:val="bullet"/>
+      <w:lvlText w:val="o"/>
+      <w:lvlJc w:val="left"/>
+      <w:pPr>
+        <w:ind w:left="3600" w:hanging="360"/>
+      </w:pPr>
+      <w:rPr>
+        <w:rFonts w:ascii="Courier New" w:hAnsi="Courier New" w:cs="Courier New" w:hint="default"/>
+      </w:rPr>
+    </w:lvl>
+    <w:lvl w:ilvl="5">
+      <w:numFmt w:val="bullet"/>
+      <w:lvlText w:val=""/>
+      <w:lvlJc w:val="left"/>
+      <w:pPr>
+        <w:ind w:left="4320" w:hanging="360"/>
+      </w:pPr>
+      <w:rPr>
+        <w:rFonts w:ascii="Wingdings" w:hAnsi="Wingdings" w:cs="Wingdings" w:hint="default"/>
+      </w:rPr>
+    </w:lvl>
+    <w:lvl w:ilvl="6">
+      <w:numFmt w:val="bullet"/>
+      <w:lvlText w:val=""/>
+      <w:lvlJc w:val="left"/>
+      <w:pPr>
+        <w:ind w:left="5040" w:hanging="360"/>
+      </w:pPr>
+      <w:rPr>
+        <w:rFonts w:ascii="Symbol" w:hAnsi="Symbol" w:cs="Symbol" w:hint="default"/>
+      </w:rPr>
+    </w:lvl>
+    <w:lvl w:ilvl="7">
+      <w:numFmt w:val="bullet"/>
+      <w:lvlText w:val="o"/>
+      <w:lvlJc w:val="left"/>
+      <w:pPr>
+        <w:ind w:left="5760" w:hanging="360"/>
+      </w:pPr>
+      <w:rPr>
+        <w:rFonts w:ascii="Courier New" w:hAnsi="Courier New" w:cs="Courier New" w:hint="default"/>
+      </w:rPr>
+    </w:lvl>
+    <w:lvl w:ilvl="8">
+      <w:numFmt w:val="bullet"/>
+      <w:lvlText w:val=""/>
+      <w:lvlJc w:val="left"/>
+      <w:pPr>
+        <w:ind w:left="6480" w:hanging="360"/>
+      </w:pPr>
+      <w:rPr>
+        <w:rFonts w:ascii="Wingdings" w:hAnsi="Wingdings" w:cs="Wingdings" w:hint="default"/>
+      </w:rPr>
+    </w:lvl>
+  </w:abstractNum>
   <w:num w:numId="1000">
     <w:abstractNumId w:val="990"/>
+  </w:num>
+  <w:num w:numId="1001">
+    <w:abstractNumId w:val="991"/>
   </w:num>
 </w:numbering>
 </file>
